--- a/documentacion_proyecto/Guia_Conexion_y_Puesta_en_Marcha.docx
+++ b/documentacion_proyecto/Guia_Conexion_y_Puesta_en_Marcha.docx
@@ -2594,7 +2594,7 @@
           <w:sz w:val="21"/>
           <w:szCs w:val="21"/>
         </w:rPr>
-        <w:t xml:space="preserve">22 a 47 µF de 50 V</w:t>
+        <w:t xml:space="preserve">22 µF de 50 V</w:t>
       </w:r>
       <w:r>
         <w:rPr>
@@ -2746,7 +2746,7 @@
           <w:sz w:val="21"/>
           <w:szCs w:val="21"/>
         </w:rPr>
-        <w:t xml:space="preserve">; entre +5 V y GND tampoco.</w:t>
+        <w:t xml:space="preserve">; entre +5 V y GND tampoco (un pitido corto al principio es normal: es el capacitor de 470 µF que se carga; si pita sin parar, hay un corto).</w:t>
       </w:r>
     </w:p>
     <w:p>
@@ -3124,7 +3124,7 @@
           <w:sz w:val="21"/>
           <w:szCs w:val="21"/>
         </w:rPr>
-        <w:t xml:space="preserve"> a su par de B3 (rotular R1 a R4); las patas 3 y 5 libres. Canales: GPIO </w:t>
+        <w:t xml:space="preserve"> a su par de B3 (rotular canal 1 a 4); las patas 3 y 5 libres. Canales: GPIO </w:t>
       </w:r>
       <w:r>
         <w:rPr>
@@ -5283,7 +5283,78 @@
                 <w:sz w:val="19"/>
                 <w:szCs w:val="19"/>
               </w:rPr>
-              <w:t xml:space="preserve">El sensado vio un botón apretado a mano y se lo avisa al servidor.</w:t>
+              <w:t xml:space="preserve">El sensado vio un botón usado a mano (el aviso sale al soltarlo) y se lo avisa al servidor.</w:t>
+            </w:r>
+          </w:p>
+        </w:tc>
+      </w:tr>
+      <w:tr>
+        <w:trPr>
+          <w:cantSplit/>
+        </w:trPr>
+        <w:tc>
+          <w:tcPr>
+            <w:tcW w:type="dxa" w:w="3900"/>
+            <w:tcBorders>
+              <w:top w:val="single" w:color="CDD8E0" w:sz="4"/>
+              <w:left w:val="single" w:color="CDD8E0" w:sz="4"/>
+              <w:bottom w:val="single" w:color="CDD8E0" w:sz="4"/>
+              <w:right w:val="single" w:color="CDD8E0" w:sz="4"/>
+            </w:tcBorders>
+            <w:shd w:fill="F4F7FA" w:color="auto" w:val="clear"/>
+            <w:tcMar>
+              <w:top w:type="dxa" w:w="70"/>
+              <w:left w:type="dxa" w:w="110"/>
+              <w:bottom w:type="dxa" w:w="70"/>
+              <w:right w:type="dxa" w:w="110"/>
+            </w:tcMar>
+          </w:tcPr>
+          <w:p>
+            <w:pPr>
+              <w:keepNext w:val="false"/>
+              <w:keepLines/>
+              <w:spacing w:after="0" w:line="260"/>
+            </w:pPr>
+            <w:r>
+              <w:rPr>
+                <w:rFonts w:ascii="IBM Plex Sans" w:cs="IBM Plex Sans" w:eastAsia="IBM Plex Sans" w:hAnsi="IBM Plex Sans"/>
+                <w:sz w:val="19"/>
+                <w:szCs w:val="19"/>
+              </w:rPr>
+              <w:t xml:space="preserve">Botonera: N canales bajaron juntos…</w:t>
+            </w:r>
+          </w:p>
+        </w:tc>
+        <w:tc>
+          <w:tcPr>
+            <w:tcW w:type="dxa" w:w="5738"/>
+            <w:tcBorders>
+              <w:top w:val="single" w:color="CDD8E0" w:sz="4"/>
+              <w:left w:val="single" w:color="CDD8E0" w:sz="4"/>
+              <w:bottom w:val="single" w:color="CDD8E0" w:sz="4"/>
+              <w:right w:val="single" w:color="CDD8E0" w:sz="4"/>
+            </w:tcBorders>
+            <w:shd w:fill="F4F7FA" w:color="auto" w:val="clear"/>
+            <w:tcMar>
+              <w:top w:type="dxa" w:w="70"/>
+              <w:left w:type="dxa" w:w="110"/>
+              <w:bottom w:type="dxa" w:w="70"/>
+              <w:right w:type="dxa" w:w="110"/>
+            </w:tcMar>
+          </w:tcPr>
+          <w:p>
+            <w:pPr>
+              <w:keepNext w:val="false"/>
+              <w:keepLines/>
+              <w:spacing w:after="0" w:line="260"/>
+            </w:pPr>
+            <w:r>
+              <w:rPr>
+                <w:rFonts w:ascii="IBM Plex Sans" w:cs="IBM Plex Sans" w:eastAsia="IBM Plex Sans" w:hAnsi="IBM Plex Sans"/>
+                <w:sz w:val="19"/>
+                <w:szCs w:val="19"/>
+              </w:rPr>
+              <w:t xml:space="preserve">Se prendió el telar con el gabinete encendido, o volvió su tensión: no es un botón y no se avisa nada. Es normal.</w:t>
             </w:r>
           </w:p>
         </w:tc>
@@ -5444,7 +5515,7 @@
           <w:sz w:val="21"/>
           <w:szCs w:val="21"/>
         </w:rPr>
-        <w:t xml:space="preserve">Sensado: aplicar 24 V de alterna (o 12 a 24 V de continua) a la entrada de cada canal. El monitor serie dice «Botonera: alguien apretó …» y la web lo muestra (sección 10).</w:t>
+        <w:t xml:space="preserve">Sensado: aplicar 24 V de alterna (o de 12 a 24 V de continua) a la entrada de cada canal: el GPIO cae a 0 V y el monitor serie dice «Botonera: alguien apretó …», y la web lo muestra (sección 10). En el telar ese momento es cuando se suelta el botón: en reposo, el par NA tiene 24 V. Con la tensión aplicada a dos o tres canales a la vez, el monitor dice que bajaron juntos y no avisa nada.</w:t>
       </w:r>
     </w:p>
     <w:p>
@@ -5642,25 +5713,25 @@
           <w:sz w:val="21"/>
           <w:szCs w:val="21"/>
         </w:rPr>
-        <w:t xml:space="preserve">Del botón a la bornera </w:t>
-      </w:r>
-      <w:r>
-        <w:rPr>
-          <w:rFonts w:ascii="IBM Plex Sans" w:cs="IBM Plex Sans" w:eastAsia="IBM Plex Sans" w:hAnsi="IBM Plex Sans"/>
-          <w:b/>
-          <w:bCs/>
-          <w:sz w:val="21"/>
-          <w:szCs w:val="21"/>
-        </w:rPr>
-        <w:t xml:space="preserve">B1</w:t>
-      </w:r>
-      <w:r>
-        <w:rPr>
-          <w:rFonts w:ascii="IBM Plex Sans" w:cs="IBM Plex Sans" w:eastAsia="IBM Plex Sans" w:hAnsi="IBM Plex Sans"/>
-          <w:sz w:val="21"/>
-          <w:szCs w:val="21"/>
-        </w:rPr>
-        <w:t xml:space="preserve"> del gabinete, con el cable de 6 conductores (un par por botón), sin cortar ni soldar sobre los cables del telar. No correrlo pegado al cable del motor.</w:t>
+        <w:t xml:space="preserve">Encender el telar y, sin tejer, medir en alterna cada par NA: </w:t>
+      </w:r>
+      <w:r>
+        <w:rPr>
+          <w:rFonts w:ascii="IBM Plex Sans" w:cs="IBM Plex Sans" w:eastAsia="IBM Plex Sans" w:hAnsi="IBM Plex Sans"/>
+          <w:b/>
+          <w:bCs/>
+          <w:sz w:val="21"/>
+          <w:szCs w:val="21"/>
+        </w:rPr>
+        <w:t xml:space="preserve">unos 24 V sin apretar y 0 V apretando</w:t>
+      </w:r>
+      <w:r>
+        <w:rPr>
+          <w:rFonts w:ascii="IBM Plex Sans" w:cs="IBM Plex Sans" w:eastAsia="IBM Plex Sans" w:hAnsi="IBM Plex Sans"/>
+          <w:sz w:val="21"/>
+          <w:szCs w:val="21"/>
+        </w:rPr>
+        <w:t xml:space="preserve">. Si da 0 V sin apretar, ese no es el par NA: no conectarlo. Apagar y desenchufar el telar.</w:t>
       </w:r>
     </w:p>
     <w:p>
@@ -5678,43 +5749,25 @@
           <w:sz w:val="21"/>
           <w:szCs w:val="21"/>
         </w:rPr>
-        <w:t xml:space="preserve">En B1, cada par va a </w:t>
-      </w:r>
-      <w:r>
-        <w:rPr>
-          <w:rFonts w:ascii="IBM Plex Sans" w:cs="IBM Plex Sans" w:eastAsia="IBM Plex Sans" w:hAnsi="IBM Plex Sans"/>
-          <w:b/>
-          <w:bCs/>
-          <w:sz w:val="21"/>
-          <w:szCs w:val="21"/>
-        </w:rPr>
-        <w:t xml:space="preserve">NO y COM de su relé</w:t>
-      </w:r>
-      <w:r>
-        <w:rPr>
-          <w:rFonts w:ascii="IBM Plex Sans" w:cs="IBM Plex Sans" w:eastAsia="IBM Plex Sans" w:hAnsi="IBM Plex Sans"/>
-          <w:sz w:val="21"/>
-          <w:szCs w:val="21"/>
-        </w:rPr>
-        <w:t xml:space="preserve"> (en paralelo con el botón) y a la </w:t>
-      </w:r>
-      <w:r>
-        <w:rPr>
-          <w:rFonts w:ascii="IBM Plex Sans" w:cs="IBM Plex Sans" w:eastAsia="IBM Plex Sans" w:hAnsi="IBM Plex Sans"/>
-          <w:b/>
-          <w:bCs/>
-          <w:sz w:val="21"/>
-          <w:szCs w:val="21"/>
-        </w:rPr>
-        <w:t xml:space="preserve">entrada de su canal de sensado</w:t>
-      </w:r>
-      <w:r>
-        <w:rPr>
-          <w:rFonts w:ascii="IBM Plex Sans" w:cs="IBM Plex Sans" w:eastAsia="IBM Plex Sans" w:hAnsi="IBM Plex Sans"/>
-          <w:sz w:val="21"/>
-          <w:szCs w:val="21"/>
-        </w:rPr>
-        <w:t xml:space="preserve"> (las patas ~ del puente).</w:t>
+        <w:t xml:space="preserve">Del botón a la bornera </w:t>
+      </w:r>
+      <w:r>
+        <w:rPr>
+          <w:rFonts w:ascii="IBM Plex Sans" w:cs="IBM Plex Sans" w:eastAsia="IBM Plex Sans" w:hAnsi="IBM Plex Sans"/>
+          <w:b/>
+          <w:bCs/>
+          <w:sz w:val="21"/>
+          <w:szCs w:val="21"/>
+        </w:rPr>
+        <w:t xml:space="preserve">B1</w:t>
+      </w:r>
+      <w:r>
+        <w:rPr>
+          <w:rFonts w:ascii="IBM Plex Sans" w:cs="IBM Plex Sans" w:eastAsia="IBM Plex Sans" w:hAnsi="IBM Plex Sans"/>
+          <w:sz w:val="21"/>
+          <w:szCs w:val="21"/>
+        </w:rPr>
+        <w:t xml:space="preserve"> del gabinete, con el cable de 6 conductores (un par por botón), sin cortar ni soldar sobre los cables del telar. No correrlo pegado al cable del motor.</w:t>
       </w:r>
     </w:p>
     <w:p>
@@ -5732,25 +5785,43 @@
           <w:sz w:val="21"/>
           <w:szCs w:val="21"/>
         </w:rPr>
-        <w:t xml:space="preserve">Antes de encender el gabinete, encender el telar y comprobar que </w:t>
-      </w:r>
-      <w:r>
-        <w:rPr>
-          <w:rFonts w:ascii="IBM Plex Sans" w:cs="IBM Plex Sans" w:eastAsia="IBM Plex Sans" w:hAnsi="IBM Plex Sans"/>
-          <w:b/>
-          <w:bCs/>
-          <w:sz w:val="21"/>
-          <w:szCs w:val="21"/>
-        </w:rPr>
-        <w:t xml:space="preserve">la botonera a mano funciona igual que siempre</w:t>
-      </w:r>
-      <w:r>
-        <w:rPr>
-          <w:rFonts w:ascii="IBM Plex Sans" w:cs="IBM Plex Sans" w:eastAsia="IBM Plex Sans" w:hAnsi="IBM Plex Sans"/>
-          <w:sz w:val="21"/>
-          <w:szCs w:val="21"/>
-        </w:rPr>
-        <w:t xml:space="preserve">.</w:t>
+        <w:t xml:space="preserve">En B1, cada par va a </w:t>
+      </w:r>
+      <w:r>
+        <w:rPr>
+          <w:rFonts w:ascii="IBM Plex Sans" w:cs="IBM Plex Sans" w:eastAsia="IBM Plex Sans" w:hAnsi="IBM Plex Sans"/>
+          <w:b/>
+          <w:bCs/>
+          <w:sz w:val="21"/>
+          <w:szCs w:val="21"/>
+        </w:rPr>
+        <w:t xml:space="preserve">NO y COM de su relé</w:t>
+      </w:r>
+      <w:r>
+        <w:rPr>
+          <w:rFonts w:ascii="IBM Plex Sans" w:cs="IBM Plex Sans" w:eastAsia="IBM Plex Sans" w:hAnsi="IBM Plex Sans"/>
+          <w:sz w:val="21"/>
+          <w:szCs w:val="21"/>
+        </w:rPr>
+        <w:t xml:space="preserve"> (en paralelo con el botón) y a la </w:t>
+      </w:r>
+      <w:r>
+        <w:rPr>
+          <w:rFonts w:ascii="IBM Plex Sans" w:cs="IBM Plex Sans" w:eastAsia="IBM Plex Sans" w:hAnsi="IBM Plex Sans"/>
+          <w:b/>
+          <w:bCs/>
+          <w:sz w:val="21"/>
+          <w:szCs w:val="21"/>
+        </w:rPr>
+        <w:t xml:space="preserve">entrada de su canal de sensado</w:t>
+      </w:r>
+      <w:r>
+        <w:rPr>
+          <w:rFonts w:ascii="IBM Plex Sans" w:cs="IBM Plex Sans" w:eastAsia="IBM Plex Sans" w:hAnsi="IBM Plex Sans"/>
+          <w:sz w:val="21"/>
+          <w:szCs w:val="21"/>
+        </w:rPr>
+        <w:t xml:space="preserve"> (las patas ~ del puente).</w:t>
       </w:r>
     </w:p>
     <w:p>
@@ -5768,7 +5839,25 @@
           <w:sz w:val="21"/>
           <w:szCs w:val="21"/>
         </w:rPr>
-        <w:t xml:space="preserve">Encender el gabinete. Desde la web: ▶ arranca la máquina, ⏸ la pausa y ⏪ la hace retroceder una pasada. Con alguien al lado de la parada de emergencia.</w:t>
+        <w:t xml:space="preserve">Antes de encender el gabinete, encender el telar y comprobar que </w:t>
+      </w:r>
+      <w:r>
+        <w:rPr>
+          <w:rFonts w:ascii="IBM Plex Sans" w:cs="IBM Plex Sans" w:eastAsia="IBM Plex Sans" w:hAnsi="IBM Plex Sans"/>
+          <w:b/>
+          <w:bCs/>
+          <w:sz w:val="21"/>
+          <w:szCs w:val="21"/>
+        </w:rPr>
+        <w:t xml:space="preserve">la botonera a mano funciona igual que siempre</w:t>
+      </w:r>
+      <w:r>
+        <w:rPr>
+          <w:rFonts w:ascii="IBM Plex Sans" w:cs="IBM Plex Sans" w:eastAsia="IBM Plex Sans" w:hAnsi="IBM Plex Sans"/>
+          <w:sz w:val="21"/>
+          <w:szCs w:val="21"/>
+        </w:rPr>
+        <w:t xml:space="preserve">.</w:t>
       </w:r>
     </w:p>
     <w:p>
@@ -5786,7 +5875,25 @@
           <w:sz w:val="21"/>
           <w:szCs w:val="21"/>
         </w:rPr>
-        <w:t xml:space="preserve">Apretar los botones a mano: la web lo refleja (sección 10).</w:t>
+        <w:t xml:space="preserve">Encender el gabinete. Desde la web: ▶ arranca la máquina, ⏸ la pausa y ⏪ la hace retroceder una pasada. Con alguien al lado de la parada de emergencia.</w:t>
+      </w:r>
+    </w:p>
+    <w:p>
+      <w:pPr>
+        <w:pStyle w:val="ListParagraph"/>
+        <w:numPr>
+          <w:ilvl w:val="0"/>
+          <w:numId w:val="11"/>
+        </w:numPr>
+        <w:spacing w:after="90" w:line="290"/>
+      </w:pPr>
+      <w:r>
+        <w:rPr>
+          <w:rFonts w:ascii="IBM Plex Sans" w:cs="IBM Plex Sans" w:eastAsia="IBM Plex Sans" w:hAnsi="IBM Plex Sans"/>
+          <w:sz w:val="21"/>
+          <w:szCs w:val="21"/>
+        </w:rPr>
+        <w:t xml:space="preserve">Apretar los botones a mano, al menos medio segundo cada uno: al soltarlos, la web lo refleja (sección 10).</w:t>
       </w:r>
     </w:p>
     <w:p>
@@ -6295,7 +6402,7 @@
           <w:sz w:val="21"/>
           <w:szCs w:val="21"/>
         </w:rPr>
-        <w:t xml:space="preserve">: canal 1 = GPIO 18 = lector y bobina 1; canal 2 = GPIO 19; canal 3 = GPIO 21; canal 4 = GPIO 22. El orden tiene que coincidir con las columnas del dibujo (B1 a B4).</w:t>
+        <w:t xml:space="preserve">: canal 1 = GPIO 18 = lector y bobina 1; canal 2 = GPIO 19; canal 3 = GPIO 21; canal 4 = GPIO 22. El orden tiene que coincidir con las columnas del dibujo (bobinas 1 a 4).</w:t>
       </w:r>
     </w:p>
     <w:p>
@@ -6561,7 +6668,7 @@
           <w:sz w:val="21"/>
           <w:szCs w:val="21"/>
         </w:rPr>
-        <w:t xml:space="preserve">Enchufar el gabinete. El LED azul del ESP32 se enciende cuando se conecta a la red.</w:t>
+        <w:t xml:space="preserve">Enchufar el gabinete. El LED azul del ESP32 se enciende cuando se conecta a la red. Da lo mismo si el telar ya está prendido o se prende después: al prenderse el telar, los tres canales de la botonera bajan juntos y el ESP32 lo descarta, porque no es un botón.</w:t>
       </w:r>
     </w:p>
     <w:p>
@@ -6738,7 +6845,7 @@
           <w:sz w:val="21"/>
           <w:szCs w:val="21"/>
         </w:rPr>
-        <w:t xml:space="preserve"> El sensado de la botonera avisa al servidor en el momento, y la web lo muestra en pocos segundos (consulta el estado cada 4 s):</w:t>
+        <w:t xml:space="preserve"> El sensado de la botonera avisa al servidor cuando se suelta el botón, y la web lo muestra en pocos segundos (consulta el estado cada 4 s). Un toque muy corto, de menos de un cuarto de segundo, puede no registrarse:</w:t>
       </w:r>
     </w:p>
     <w:tbl>
@@ -7730,7 +7837,78 @@
                 <w:sz w:val="19"/>
                 <w:szCs w:val="19"/>
               </w:rPr>
-              <w:t xml:space="preserve">El canal de sensado (con 24 V en la entrada, el GPIO cae a 0 V) y la red del ESP32.</w:t>
+              <w:t xml:space="preserve">Que se haya mantenido apretado al menos un cuarto de segundo; el canal de sensado (con el telar encendido y sin tocar nada, el GPIO da 0 V) y la red del ESP32.</w:t>
+            </w:r>
+          </w:p>
+        </w:tc>
+      </w:tr>
+      <w:tr>
+        <w:trPr>
+          <w:cantSplit/>
+        </w:trPr>
+        <w:tc>
+          <w:tcPr>
+            <w:tcW w:type="dxa" w:w="3600"/>
+            <w:tcBorders>
+              <w:top w:val="single" w:color="CDD8E0" w:sz="4"/>
+              <w:left w:val="single" w:color="CDD8E0" w:sz="4"/>
+              <w:bottom w:val="single" w:color="CDD8E0" w:sz="4"/>
+              <w:right w:val="single" w:color="CDD8E0" w:sz="4"/>
+            </w:tcBorders>
+            <w:shd w:fill="F4F7FA" w:color="auto" w:val="clear"/>
+            <w:tcMar>
+              <w:top w:type="dxa" w:w="70"/>
+              <w:left w:type="dxa" w:w="110"/>
+              <w:bottom w:type="dxa" w:w="70"/>
+              <w:right w:type="dxa" w:w="110"/>
+            </w:tcMar>
+          </w:tcPr>
+          <w:p>
+            <w:pPr>
+              <w:keepNext w:val="false"/>
+              <w:keepLines/>
+              <w:spacing w:after="0" w:line="260"/>
+            </w:pPr>
+            <w:r>
+              <w:rPr>
+                <w:rFonts w:ascii="IBM Plex Sans" w:cs="IBM Plex Sans" w:eastAsia="IBM Plex Sans" w:hAnsi="IBM Plex Sans"/>
+                <w:sz w:val="19"/>
+                <w:szCs w:val="19"/>
+              </w:rPr>
+              <w:t xml:space="preserve">Avisos de la botonera sin que nadie apriete nada</w:t>
+            </w:r>
+          </w:p>
+        </w:tc>
+        <w:tc>
+          <w:tcPr>
+            <w:tcW w:type="dxa" w:w="6038"/>
+            <w:tcBorders>
+              <w:top w:val="single" w:color="CDD8E0" w:sz="4"/>
+              <w:left w:val="single" w:color="CDD8E0" w:sz="4"/>
+              <w:bottom w:val="single" w:color="CDD8E0" w:sz="4"/>
+              <w:right w:val="single" w:color="CDD8E0" w:sz="4"/>
+            </w:tcBorders>
+            <w:shd w:fill="F4F7FA" w:color="auto" w:val="clear"/>
+            <w:tcMar>
+              <w:top w:type="dxa" w:w="70"/>
+              <w:left w:type="dxa" w:w="110"/>
+              <w:bottom w:type="dxa" w:w="70"/>
+              <w:right w:type="dxa" w:w="110"/>
+            </w:tcMar>
+          </w:tcPr>
+          <w:p>
+            <w:pPr>
+              <w:keepNext w:val="false"/>
+              <w:keepLines/>
+              <w:spacing w:after="0" w:line="260"/>
+            </w:pPr>
+            <w:r>
+              <w:rPr>
+                <w:rFonts w:ascii="IBM Plex Sans" w:cs="IBM Plex Sans" w:eastAsia="IBM Plex Sans" w:hAnsi="IBM Plex Sans"/>
+                <w:sz w:val="19"/>
+                <w:szCs w:val="19"/>
+              </w:rPr>
+              <w:t xml:space="preserve">Falta el capacitor de 22 µF de ese canal o está invertido.</w:t>
             </w:r>
           </w:p>
         </w:tc>

--- a/documentacion_proyecto/Guia_Conexion_y_Puesta_en_Marcha.docx
+++ b/documentacion_proyecto/Guia_Conexion_y_Puesta_en_Marcha.docx
@@ -66,7 +66,7 @@
           <w:sz w:val="21"/>
           <w:szCs w:val="21"/>
         </w:rPr>
-        <w:t xml:space="preserve">cuatro plaquetas</w:t>
+        <w:t xml:space="preserve">cinco plaquetas</w:t>
       </w:r>
       <w:r>
         <w:rPr>
@@ -904,7 +904,7 @@
           <w:sz w:val="21"/>
           <w:szCs w:val="21"/>
         </w:rPr>
-        <w:t xml:space="preserve">El gabinete lleva cuatro plaquetas de placa perforada, con las conexiones soldadas (la protoboard sirve para probar, pero la vibración del telar afloja sus contactos). Cada cable entra a su plaqueta por un </w:t>
+        <w:t xml:space="preserve">El gabinete lleva cinco plaquetas con las conexiones soldadas: cuatro de placa perforada y la del sensado de la botonera, impresa (la protoboard sirve para probar, pero la vibración del telar afloja sus contactos). Cada cable entra a su plaqueta por un </w:t>
       </w:r>
       <w:r>
         <w:rPr>
@@ -972,7 +972,7 @@
           <wp:inline distT="0" distB="0" distL="0" distR="0">
             <wp:extent cx="6096000" cy="4829175"/>
             <wp:effectExtent t="0" r="0" b="0" l="0"/>
-            <wp:docPr id="1" name="plaquetas_y_cableado.png" descr="Las cuatro plaquetas del gabinete, sus conectores y los cables que van al telar (diagramas/hardware/plaquetas_y_cableado.png)." title="Las cuatro plaquetas del gabinete, sus conectores y los cables que van al telar (diagramas/hardware/plaquetas_y_cableado.png)."/>
+            <wp:docPr id="1" name="plaquetas_y_cableado.png" descr="Las cinco plaquetas del gabinete, sus conectores y los cables que van al telar (diagramas/hardware/plaquetas_y_cableado.png)." title="Las cinco plaquetas del gabinete, sus conectores y los cables que van al telar (diagramas/hardware/plaquetas_y_cableado.png)."/>
             <wp:cNvGraphicFramePr>
               <a:graphicFrameLocks xmlns:a="http://schemas.openxmlformats.org/drawingml/2006/main" noChangeAspect="1"/>
             </wp:cNvGraphicFramePr>
@@ -1022,7 +1022,7 @@
           <w:sz w:val="17"/>
           <w:szCs w:val="17"/>
         </w:rPr>
-        <w:t xml:space="preserve">Las cuatro plaquetas del gabinete, sus conectores y los cables que van al telar (diagramas/hardware/plaquetas_y_cableado.png).</w:t>
+        <w:t xml:space="preserve">Las cinco plaquetas del gabinete, sus conectores y los cables que van al telar (diagramas/hardware/plaquetas_y_cableado.png).</w:t>
       </w:r>
     </w:p>
     <w:tbl>
@@ -1754,6 +1754,143 @@
               <w:bottom w:val="single" w:color="CDD8E0" w:sz="4"/>
               <w:right w:val="single" w:color="CDD8E0" w:sz="4"/>
             </w:tcBorders>
+            <w:shd w:fill="F4F7FA" w:color="auto" w:val="clear"/>
+            <w:tcMar>
+              <w:top w:type="dxa" w:w="70"/>
+              <w:left w:type="dxa" w:w="110"/>
+              <w:bottom w:type="dxa" w:w="70"/>
+              <w:right w:type="dxa" w:w="110"/>
+            </w:tcMar>
+          </w:tcPr>
+          <w:p>
+            <w:pPr>
+              <w:keepNext w:val="false"/>
+              <w:keepLines/>
+              <w:spacing w:after="0" w:line="260"/>
+            </w:pPr>
+            <w:r>
+              <w:rPr>
+                <w:rFonts w:ascii="IBM Plex Sans" w:cs="IBM Plex Sans" w:eastAsia="IBM Plex Sans" w:hAnsi="IBM Plex Sans"/>
+                <w:sz w:val="19"/>
+                <w:szCs w:val="19"/>
+              </w:rPr>
+              <w:t xml:space="preserve">J4</w:t>
+            </w:r>
+          </w:p>
+        </w:tc>
+        <w:tc>
+          <w:tcPr>
+            <w:tcW w:type="dxa" w:w="3100"/>
+            <w:tcBorders>
+              <w:top w:val="single" w:color="CDD8E0" w:sz="4"/>
+              <w:left w:val="single" w:color="CDD8E0" w:sz="4"/>
+              <w:bottom w:val="single" w:color="CDD8E0" w:sz="4"/>
+              <w:right w:val="single" w:color="CDD8E0" w:sz="4"/>
+            </w:tcBorders>
+            <w:shd w:fill="F4F7FA" w:color="auto" w:val="clear"/>
+            <w:tcMar>
+              <w:top w:type="dxa" w:w="70"/>
+              <w:left w:type="dxa" w:w="110"/>
+              <w:bottom w:type="dxa" w:w="70"/>
+              <w:right w:type="dxa" w:w="110"/>
+            </w:tcMar>
+          </w:tcPr>
+          <w:p>
+            <w:pPr>
+              <w:keepNext w:val="false"/>
+              <w:keepLines/>
+              <w:spacing w:after="0" w:line="260"/>
+            </w:pPr>
+            <w:r>
+              <w:rPr>
+                <w:rFonts w:ascii="IBM Plex Sans" w:cs="IBM Plex Sans" w:eastAsia="IBM Plex Sans" w:hAnsi="IBM Plex Sans"/>
+                <w:sz w:val="19"/>
+                <w:szCs w:val="19"/>
+              </w:rPr>
+              <w:t xml:space="preserve">Plaqueta 2 → plaqueta 5 (sensado)</w:t>
+            </w:r>
+          </w:p>
+        </w:tc>
+        <w:tc>
+          <w:tcPr>
+            <w:tcW w:type="dxa" w:w="3638"/>
+            <w:tcBorders>
+              <w:top w:val="single" w:color="CDD8E0" w:sz="4"/>
+              <w:left w:val="single" w:color="CDD8E0" w:sz="4"/>
+              <w:bottom w:val="single" w:color="CDD8E0" w:sz="4"/>
+              <w:right w:val="single" w:color="CDD8E0" w:sz="4"/>
+            </w:tcBorders>
+            <w:shd w:fill="F4F7FA" w:color="auto" w:val="clear"/>
+            <w:tcMar>
+              <w:top w:type="dxa" w:w="70"/>
+              <w:left w:type="dxa" w:w="110"/>
+              <w:bottom w:type="dxa" w:w="70"/>
+              <w:right w:type="dxa" w:w="110"/>
+            </w:tcMar>
+          </w:tcPr>
+          <w:p>
+            <w:pPr>
+              <w:keepNext w:val="false"/>
+              <w:keepLines/>
+              <w:spacing w:after="0" w:line="260"/>
+            </w:pPr>
+            <w:r>
+              <w:rPr>
+                <w:rFonts w:ascii="IBM Plex Sans" w:cs="IBM Plex Sans" w:eastAsia="IBM Plex Sans" w:hAnsi="IBM Plex Sans"/>
+                <w:sz w:val="19"/>
+                <w:szCs w:val="19"/>
+              </w:rPr>
+              <w:t xml:space="preserve">3,3 V, GND, GPIO 32, 33 y 34</w:t>
+            </w:r>
+          </w:p>
+        </w:tc>
+        <w:tc>
+          <w:tcPr>
+            <w:tcW w:type="dxa" w:w="2000"/>
+            <w:tcBorders>
+              <w:top w:val="single" w:color="CDD8E0" w:sz="4"/>
+              <w:left w:val="single" w:color="CDD8E0" w:sz="4"/>
+              <w:bottom w:val="single" w:color="CDD8E0" w:sz="4"/>
+              <w:right w:val="single" w:color="CDD8E0" w:sz="4"/>
+            </w:tcBorders>
+            <w:shd w:fill="F4F7FA" w:color="auto" w:val="clear"/>
+            <w:tcMar>
+              <w:top w:type="dxa" w:w="70"/>
+              <w:left w:type="dxa" w:w="110"/>
+              <w:bottom w:type="dxa" w:w="70"/>
+              <w:right w:type="dxa" w:w="110"/>
+            </w:tcMar>
+          </w:tcPr>
+          <w:p>
+            <w:pPr>
+              <w:keepNext w:val="false"/>
+              <w:keepLines/>
+              <w:spacing w:after="0" w:line="260"/>
+            </w:pPr>
+            <w:r>
+              <w:rPr>
+                <w:rFonts w:ascii="IBM Plex Sans" w:cs="IBM Plex Sans" w:eastAsia="IBM Plex Sans" w:hAnsi="IBM Plex Sans"/>
+                <w:sz w:val="19"/>
+                <w:szCs w:val="19"/>
+              </w:rPr>
+              <w:t xml:space="preserve">Tira de pines</w:t>
+            </w:r>
+          </w:p>
+        </w:tc>
+      </w:tr>
+      <w:tr>
+        <w:trPr>
+          <w:cantSplit/>
+        </w:trPr>
+        <w:tc>
+          <w:tcPr>
+            <w:tcW w:type="dxa" w:w="900"/>
+            <w:tcBorders>
+              <w:top w:val="single" w:color="CDD8E0" w:sz="4"/>
+              <w:left w:val="single" w:color="CDD8E0" w:sz="4"/>
+              <w:bottom w:val="single" w:color="CDD8E0" w:sz="4"/>
+              <w:right w:val="single" w:color="CDD8E0" w:sz="4"/>
+            </w:tcBorders>
             <w:shd w:fill="FFFFFF" w:color="auto" w:val="clear"/>
             <w:tcMar>
               <w:top w:type="dxa" w:w="70"/>
@@ -1807,7 +1944,7 @@
                 <w:sz w:val="19"/>
                 <w:szCs w:val="19"/>
               </w:rPr>
-              <w:t xml:space="preserve">Botonera del telar → plaquetas 3 y 2</w:t>
+              <w:t xml:space="preserve">Botonera del telar → plaqueta 5 (sensado), y de ahí a la 3 (relés)</w:t>
             </w:r>
           </w:p>
         </w:tc>
@@ -1873,7 +2010,7 @@
                 <w:sz w:val="19"/>
                 <w:szCs w:val="19"/>
               </w:rPr>
-              <w:t xml:space="preserve">Bornera de tornillo</w:t>
+              <w:t xml:space="preserve">Bornera de tornillo doble por botón: un par de la botonera y otro a NO y COM de su relé</w:t>
             </w:r>
           </w:p>
         </w:tc>
@@ -2215,7 +2352,7 @@
                 <w:sz w:val="20"/>
                 <w:szCs w:val="20"/>
               </w:rPr>
-              <w:t xml:space="preserve">Rotular cada conector y cada bornera antes de cerrar el gabinete (J1, J2, J3; B1 Marcha, Pausa y Retroceder; B2; B3 canal 1 a 4). Si el Nivel 2 se arma en la misma placa principal, J3 no hace falta: los mismos 7 hilos van soldados.</w:t>
+              <w:t xml:space="preserve">Rotular cada conector y cada bornera antes de cerrar el gabinete (J1 a J4; B1 Marcha, Pausa y Retroceder; B2; B3 canal 1 a 4). Si el Nivel 2 se arma en la misma placa principal, J3 no hace falta: los mismos 7 hilos van soldados. Lo mismo con el sensado: armado en la principal, J4 no hace falta.</w:t>
             </w:r>
           </w:p>
         </w:tc>
@@ -2422,7 +2559,7 @@
         <w:keepNext/>
       </w:pPr>
       <w:r>
-        <w:t xml:space="preserve">4.2 Plaqueta 2 · Principal (ESP32 y sensado de la botonera)</w:t>
+        <w:t xml:space="preserve">4.2 Plaqueta 2 · Principal (ESP32)</w:t>
       </w:r>
     </w:p>
     <w:p>
@@ -2476,7 +2613,7 @@
           <w:sz w:val="21"/>
           <w:szCs w:val="21"/>
         </w:rPr>
-        <w:t xml:space="preserve"> junto al ESP32.</w:t>
+        <w:t xml:space="preserve"> junto al ESP32, y el conector J4 hacia la plaqueta de sensado (3,3 V del pin 3V3, GND y GPIO 32, 33 y 34).</w:t>
       </w:r>
     </w:p>
     <w:p>
@@ -2566,151 +2703,25 @@
           <w:sz w:val="21"/>
           <w:szCs w:val="21"/>
         </w:rPr>
-        <w:t xml:space="preserve">Los tres canales de sensado, iguales: el puente </w:t>
-      </w:r>
-      <w:r>
-        <w:rPr>
-          <w:rFonts w:ascii="IBM Plex Sans" w:cs="IBM Plex Sans" w:eastAsia="IBM Plex Sans" w:hAnsi="IBM Plex Sans"/>
-          <w:b/>
-          <w:bCs/>
-          <w:sz w:val="21"/>
-          <w:szCs w:val="21"/>
-        </w:rPr>
-        <w:t xml:space="preserve">DB157</w:t>
-      </w:r>
-      <w:r>
-        <w:rPr>
-          <w:rFonts w:ascii="IBM Plex Sans" w:cs="IBM Plex Sans" w:eastAsia="IBM Plex Sans" w:hAnsi="IBM Plex Sans"/>
-          <w:sz w:val="21"/>
-          <w:szCs w:val="21"/>
-        </w:rPr>
-        <w:t xml:space="preserve"> con sus patas ~ a la bornera del botón; un capacitor de </w:t>
-      </w:r>
-      <w:r>
-        <w:rPr>
-          <w:rFonts w:ascii="IBM Plex Sans" w:cs="IBM Plex Sans" w:eastAsia="IBM Plex Sans" w:hAnsi="IBM Plex Sans"/>
-          <w:b/>
-          <w:bCs/>
-          <w:sz w:val="21"/>
-          <w:szCs w:val="21"/>
-        </w:rPr>
-        <w:t xml:space="preserve">22 µF de 50 V</w:t>
-      </w:r>
-      <w:r>
-        <w:rPr>
-          <w:rFonts w:ascii="IBM Plex Sans" w:cs="IBM Plex Sans" w:eastAsia="IBM Plex Sans" w:hAnsi="IBM Plex Sans"/>
-          <w:sz w:val="21"/>
-          <w:szCs w:val="21"/>
-        </w:rPr>
-        <w:t xml:space="preserve"> entre el + y el − del puente (pata larga al +; la botonera rectificada llega a unos 34 V de pico); </w:t>
-      </w:r>
-      <w:r>
-        <w:rPr>
-          <w:rFonts w:ascii="IBM Plex Sans" w:cs="IBM Plex Sans" w:eastAsia="IBM Plex Sans" w:hAnsi="IBM Plex Sans"/>
-          <w:b/>
-          <w:bCs/>
-          <w:sz w:val="21"/>
-          <w:szCs w:val="21"/>
-        </w:rPr>
-        <w:t xml:space="preserve">2,2 kΩ 1 W</w:t>
-      </w:r>
-      <w:r>
-        <w:rPr>
-          <w:rFonts w:ascii="IBM Plex Sans" w:cs="IBM Plex Sans" w:eastAsia="IBM Plex Sans" w:hAnsi="IBM Plex Sans"/>
-          <w:sz w:val="21"/>
-          <w:szCs w:val="21"/>
-        </w:rPr>
-        <w:t xml:space="preserve"> del + del puente a la pata 1 del </w:t>
-      </w:r>
-      <w:r>
-        <w:rPr>
-          <w:rFonts w:ascii="IBM Plex Sans" w:cs="IBM Plex Sans" w:eastAsia="IBM Plex Sans" w:hAnsi="IBM Plex Sans"/>
-          <w:b/>
-          <w:bCs/>
-          <w:sz w:val="21"/>
-          <w:szCs w:val="21"/>
-        </w:rPr>
-        <w:t xml:space="preserve">PC817</w:t>
-      </w:r>
-      <w:r>
-        <w:rPr>
-          <w:rFonts w:ascii="IBM Plex Sans" w:cs="IBM Plex Sans" w:eastAsia="IBM Plex Sans" w:hAnsi="IBM Plex Sans"/>
-          <w:sz w:val="21"/>
-          <w:szCs w:val="21"/>
-        </w:rPr>
-        <w:t xml:space="preserve">; el − del puente a la pata 2; la pata 3 al GND del ESP32; la pata 4 al GPIO, con </w:t>
-      </w:r>
-      <w:r>
-        <w:rPr>
-          <w:rFonts w:ascii="IBM Plex Sans" w:cs="IBM Plex Sans" w:eastAsia="IBM Plex Sans" w:hAnsi="IBM Plex Sans"/>
-          <w:b/>
-          <w:bCs/>
-          <w:sz w:val="21"/>
-          <w:szCs w:val="21"/>
-        </w:rPr>
-        <w:t xml:space="preserve">10 kΩ a 3,3 V</w:t>
-      </w:r>
-      <w:r>
-        <w:rPr>
-          <w:rFonts w:ascii="IBM Plex Sans" w:cs="IBM Plex Sans" w:eastAsia="IBM Plex Sans" w:hAnsi="IBM Plex Sans"/>
-          <w:sz w:val="21"/>
-          <w:szCs w:val="21"/>
-        </w:rPr>
-        <w:t xml:space="preserve">: GPIO </w:t>
-      </w:r>
-      <w:r>
-        <w:rPr>
-          <w:rFonts w:ascii="IBM Plex Sans" w:cs="IBM Plex Sans" w:eastAsia="IBM Plex Sans" w:hAnsi="IBM Plex Sans"/>
-          <w:b/>
-          <w:bCs/>
-          <w:sz w:val="21"/>
-          <w:szCs w:val="21"/>
-        </w:rPr>
-        <w:t xml:space="preserve">32</w:t>
-      </w:r>
-      <w:r>
-        <w:rPr>
-          <w:rFonts w:ascii="IBM Plex Sans" w:cs="IBM Plex Sans" w:eastAsia="IBM Plex Sans" w:hAnsi="IBM Plex Sans"/>
-          <w:sz w:val="21"/>
-          <w:szCs w:val="21"/>
-        </w:rPr>
-        <w:t xml:space="preserve"> Marcha, </w:t>
-      </w:r>
-      <w:r>
-        <w:rPr>
-          <w:rFonts w:ascii="IBM Plex Sans" w:cs="IBM Plex Sans" w:eastAsia="IBM Plex Sans" w:hAnsi="IBM Plex Sans"/>
-          <w:b/>
-          <w:bCs/>
-          <w:sz w:val="21"/>
-          <w:szCs w:val="21"/>
-        </w:rPr>
-        <w:t xml:space="preserve">33</w:t>
-      </w:r>
-      <w:r>
-        <w:rPr>
-          <w:rFonts w:ascii="IBM Plex Sans" w:cs="IBM Plex Sans" w:eastAsia="IBM Plex Sans" w:hAnsi="IBM Plex Sans"/>
-          <w:sz w:val="21"/>
-          <w:szCs w:val="21"/>
-        </w:rPr>
-        <w:t xml:space="preserve"> Pausa, </w:t>
-      </w:r>
-      <w:r>
-        <w:rPr>
-          <w:rFonts w:ascii="IBM Plex Sans" w:cs="IBM Plex Sans" w:eastAsia="IBM Plex Sans" w:hAnsi="IBM Plex Sans"/>
-          <w:b/>
-          <w:bCs/>
-          <w:sz w:val="21"/>
-          <w:szCs w:val="21"/>
-        </w:rPr>
-        <w:t xml:space="preserve">34</w:t>
-      </w:r>
-      <w:r>
-        <w:rPr>
-          <w:rFonts w:ascii="IBM Plex Sans" w:cs="IBM Plex Sans" w:eastAsia="IBM Plex Sans" w:hAnsi="IBM Plex Sans"/>
-          <w:sz w:val="21"/>
-          <w:szCs w:val="21"/>
-        </w:rPr>
-        <w:t xml:space="preserve"> Retroceder.</w:t>
+        <w:t xml:space="preserve">Sin alimentar, con el multímetro en continuidad: entre +5 V y GND </w:t>
+      </w:r>
+      <w:r>
+        <w:rPr>
+          <w:rFonts w:ascii="IBM Plex Sans" w:cs="IBM Plex Sans" w:eastAsia="IBM Plex Sans" w:hAnsi="IBM Plex Sans"/>
+          <w:b/>
+          <w:bCs/>
+          <w:sz w:val="21"/>
+          <w:szCs w:val="21"/>
+        </w:rPr>
+        <w:t xml:space="preserve">no tiene que pitar</w:t>
+      </w:r>
+      <w:r>
+        <w:rPr>
+          <w:rFonts w:ascii="IBM Plex Sans" w:cs="IBM Plex Sans" w:eastAsia="IBM Plex Sans" w:hAnsi="IBM Plex Sans"/>
+          <w:sz w:val="21"/>
+          <w:szCs w:val="21"/>
+        </w:rPr>
+        <w:t xml:space="preserve"> (un pitido corto al principio es normal: es el capacitor de 470 µF que se carga; si pita sin parar, hay un corto).</w:t>
       </w:r>
     </w:p>
     <w:p>
@@ -2728,25 +2739,65 @@
           <w:sz w:val="21"/>
           <w:szCs w:val="21"/>
         </w:rPr>
-        <w:t xml:space="preserve">Sin alimentar, con el multímetro en continuidad: entre el GND del ESP32 y cualquier borne de la botonera </w:t>
-      </w:r>
-      <w:r>
-        <w:rPr>
-          <w:rFonts w:ascii="IBM Plex Sans" w:cs="IBM Plex Sans" w:eastAsia="IBM Plex Sans" w:hAnsi="IBM Plex Sans"/>
-          <w:b/>
-          <w:bCs/>
-          <w:sz w:val="21"/>
-          <w:szCs w:val="21"/>
-        </w:rPr>
-        <w:t xml:space="preserve">no tiene que pitar</w:t>
-      </w:r>
-      <w:r>
-        <w:rPr>
-          <w:rFonts w:ascii="IBM Plex Sans" w:cs="IBM Plex Sans" w:eastAsia="IBM Plex Sans" w:hAnsi="IBM Plex Sans"/>
-          <w:sz w:val="21"/>
-          <w:szCs w:val="21"/>
-        </w:rPr>
-        <w:t xml:space="preserve">; entre +5 V y GND tampoco (un pitido corto al principio es normal: es el capacitor de 470 µF que se carga; si pita sin parar, hay un corto).</w:t>
+        <w:t xml:space="preserve">Conectar J1 a la fuente, enchufar y medir </w:t>
+      </w:r>
+      <w:r>
+        <w:rPr>
+          <w:rFonts w:ascii="IBM Plex Sans" w:cs="IBM Plex Sans" w:eastAsia="IBM Plex Sans" w:hAnsi="IBM Plex Sans"/>
+          <w:b/>
+          <w:bCs/>
+          <w:sz w:val="21"/>
+          <w:szCs w:val="21"/>
+        </w:rPr>
+        <w:t xml:space="preserve">5 V</w:t>
+      </w:r>
+      <w:r>
+        <w:rPr>
+          <w:rFonts w:ascii="IBM Plex Sans" w:cs="IBM Plex Sans" w:eastAsia="IBM Plex Sans" w:hAnsi="IBM Plex Sans"/>
+          <w:sz w:val="21"/>
+          <w:szCs w:val="21"/>
+        </w:rPr>
+        <w:t xml:space="preserve"> entre los pines VIN y GND de la tira. Desenchufar, poner el ESP32 (orientado según la serigrafía) y volver a medir: </w:t>
+      </w:r>
+      <w:r>
+        <w:rPr>
+          <w:rFonts w:ascii="IBM Plex Sans" w:cs="IBM Plex Sans" w:eastAsia="IBM Plex Sans" w:hAnsi="IBM Plex Sans"/>
+          <w:b/>
+          <w:bCs/>
+          <w:sz w:val="21"/>
+          <w:szCs w:val="21"/>
+        </w:rPr>
+        <w:t xml:space="preserve">3,3 V</w:t>
+      </w:r>
+      <w:r>
+        <w:rPr>
+          <w:rFonts w:ascii="IBM Plex Sans" w:cs="IBM Plex Sans" w:eastAsia="IBM Plex Sans" w:hAnsi="IBM Plex Sans"/>
+          <w:sz w:val="21"/>
+          <w:szCs w:val="21"/>
+        </w:rPr>
+        <w:t xml:space="preserve"> en el pin 3V3.</w:t>
+      </w:r>
+    </w:p>
+    <w:p>
+      <w:pPr>
+        <w:pStyle w:val="Heading2"/>
+        <w:keepNext/>
+      </w:pPr>
+      <w:r>
+        <w:t xml:space="preserve">4.3 Plaqueta 5 · Sensado de la botonera</w:t>
+      </w:r>
+    </w:p>
+    <w:p>
+      <w:pPr>
+        <w:spacing w:after="120" w:line="290"/>
+      </w:pPr>
+      <w:r>
+        <w:rPr>
+          <w:rFonts w:ascii="IBM Plex Sans" w:cs="IBM Plex Sans" w:eastAsia="IBM Plex Sans" w:hAnsi="IBM Plex Sans"/>
+          <w:sz w:val="21"/>
+          <w:szCs w:val="21"/>
+        </w:rPr>
+        <w:t xml:space="preserve">Es una plaqueta impresa aparte, unida a la principal por J4.</w:t>
       </w:r>
     </w:p>
     <w:p>
@@ -2754,7 +2805,7 @@
         <w:pStyle w:val="ListParagraph"/>
         <w:numPr>
           <w:ilvl w:val="0"/>
-          <w:numId w:val="4"/>
+          <w:numId w:val="17"/>
         </w:numPr>
         <w:spacing w:after="90" w:line="290"/>
       </w:pPr>
@@ -2764,43 +2815,313 @@
           <w:sz w:val="21"/>
           <w:szCs w:val="21"/>
         </w:rPr>
-        <w:t xml:space="preserve">Conectar J1 a la fuente, enchufar y medir </w:t>
-      </w:r>
-      <w:r>
-        <w:rPr>
-          <w:rFonts w:ascii="IBM Plex Sans" w:cs="IBM Plex Sans" w:eastAsia="IBM Plex Sans" w:hAnsi="IBM Plex Sans"/>
-          <w:b/>
-          <w:bCs/>
-          <w:sz w:val="21"/>
-          <w:szCs w:val="21"/>
-        </w:rPr>
-        <w:t xml:space="preserve">5 V</w:t>
-      </w:r>
-      <w:r>
-        <w:rPr>
-          <w:rFonts w:ascii="IBM Plex Sans" w:cs="IBM Plex Sans" w:eastAsia="IBM Plex Sans" w:hAnsi="IBM Plex Sans"/>
-          <w:sz w:val="21"/>
-          <w:szCs w:val="21"/>
-        </w:rPr>
-        <w:t xml:space="preserve"> entre los pines VIN y GND de la tira. Desenchufar, poner el ESP32 (orientado según la serigrafía) y volver a medir: </w:t>
-      </w:r>
-      <w:r>
-        <w:rPr>
-          <w:rFonts w:ascii="IBM Plex Sans" w:cs="IBM Plex Sans" w:eastAsia="IBM Plex Sans" w:hAnsi="IBM Plex Sans"/>
-          <w:b/>
-          <w:bCs/>
-          <w:sz w:val="21"/>
-          <w:szCs w:val="21"/>
-        </w:rPr>
-        <w:t xml:space="preserve">3,3 V</w:t>
-      </w:r>
-      <w:r>
-        <w:rPr>
-          <w:rFonts w:ascii="IBM Plex Sans" w:cs="IBM Plex Sans" w:eastAsia="IBM Plex Sans" w:hAnsi="IBM Plex Sans"/>
-          <w:sz w:val="21"/>
-          <w:szCs w:val="21"/>
-        </w:rPr>
-        <w:t xml:space="preserve"> en el pin 3V3.</w:t>
+        <w:t xml:space="preserve">Por canal, los tres iguales: el puente </w:t>
+      </w:r>
+      <w:r>
+        <w:rPr>
+          <w:rFonts w:ascii="IBM Plex Sans" w:cs="IBM Plex Sans" w:eastAsia="IBM Plex Sans" w:hAnsi="IBM Plex Sans"/>
+          <w:b/>
+          <w:bCs/>
+          <w:sz w:val="21"/>
+          <w:szCs w:val="21"/>
+        </w:rPr>
+        <w:t xml:space="preserve">DB157</w:t>
+      </w:r>
+      <w:r>
+        <w:rPr>
+          <w:rFonts w:ascii="IBM Plex Sans" w:cs="IBM Plex Sans" w:eastAsia="IBM Plex Sans" w:hAnsi="IBM Plex Sans"/>
+          <w:sz w:val="21"/>
+          <w:szCs w:val="21"/>
+        </w:rPr>
+        <w:t xml:space="preserve"> con sus patas ~ a la bornera B1 del botón; un capacitor de </w:t>
+      </w:r>
+      <w:r>
+        <w:rPr>
+          <w:rFonts w:ascii="IBM Plex Sans" w:cs="IBM Plex Sans" w:eastAsia="IBM Plex Sans" w:hAnsi="IBM Plex Sans"/>
+          <w:b/>
+          <w:bCs/>
+          <w:sz w:val="21"/>
+          <w:szCs w:val="21"/>
+        </w:rPr>
+        <w:t xml:space="preserve">22 µF de 50 V</w:t>
+      </w:r>
+      <w:r>
+        <w:rPr>
+          <w:rFonts w:ascii="IBM Plex Sans" w:cs="IBM Plex Sans" w:eastAsia="IBM Plex Sans" w:hAnsi="IBM Plex Sans"/>
+          <w:sz w:val="21"/>
+          <w:szCs w:val="21"/>
+        </w:rPr>
+        <w:t xml:space="preserve"> entre el + y el − del puente (pata larga al +; la botonera rectificada llega a unos 34 V de pico); </w:t>
+      </w:r>
+      <w:r>
+        <w:rPr>
+          <w:rFonts w:ascii="IBM Plex Sans" w:cs="IBM Plex Sans" w:eastAsia="IBM Plex Sans" w:hAnsi="IBM Plex Sans"/>
+          <w:b/>
+          <w:bCs/>
+          <w:sz w:val="21"/>
+          <w:szCs w:val="21"/>
+        </w:rPr>
+        <w:t xml:space="preserve">2,2 kΩ 1 W</w:t>
+      </w:r>
+      <w:r>
+        <w:rPr>
+          <w:rFonts w:ascii="IBM Plex Sans" w:cs="IBM Plex Sans" w:eastAsia="IBM Plex Sans" w:hAnsi="IBM Plex Sans"/>
+          <w:sz w:val="21"/>
+          <w:szCs w:val="21"/>
+        </w:rPr>
+        <w:t xml:space="preserve"> del + del puente a la pata 1 del </w:t>
+      </w:r>
+      <w:r>
+        <w:rPr>
+          <w:rFonts w:ascii="IBM Plex Sans" w:cs="IBM Plex Sans" w:eastAsia="IBM Plex Sans" w:hAnsi="IBM Plex Sans"/>
+          <w:b/>
+          <w:bCs/>
+          <w:sz w:val="21"/>
+          <w:szCs w:val="21"/>
+        </w:rPr>
+        <w:t xml:space="preserve">PC817</w:t>
+      </w:r>
+      <w:r>
+        <w:rPr>
+          <w:rFonts w:ascii="IBM Plex Sans" w:cs="IBM Plex Sans" w:eastAsia="IBM Plex Sans" w:hAnsi="IBM Plex Sans"/>
+          <w:sz w:val="21"/>
+          <w:szCs w:val="21"/>
+        </w:rPr>
+        <w:t xml:space="preserve">; el − del puente a la pata 2; la pata 3 al GND de J4; la pata 4 al GPIO de J4, con </w:t>
+      </w:r>
+      <w:r>
+        <w:rPr>
+          <w:rFonts w:ascii="IBM Plex Sans" w:cs="IBM Plex Sans" w:eastAsia="IBM Plex Sans" w:hAnsi="IBM Plex Sans"/>
+          <w:b/>
+          <w:bCs/>
+          <w:sz w:val="21"/>
+          <w:szCs w:val="21"/>
+        </w:rPr>
+        <w:t xml:space="preserve">10 kΩ a 3,3 V</w:t>
+      </w:r>
+      <w:r>
+        <w:rPr>
+          <w:rFonts w:ascii="IBM Plex Sans" w:cs="IBM Plex Sans" w:eastAsia="IBM Plex Sans" w:hAnsi="IBM Plex Sans"/>
+          <w:sz w:val="21"/>
+          <w:szCs w:val="21"/>
+        </w:rPr>
+        <w:t xml:space="preserve">: GPIO </w:t>
+      </w:r>
+      <w:r>
+        <w:rPr>
+          <w:rFonts w:ascii="IBM Plex Sans" w:cs="IBM Plex Sans" w:eastAsia="IBM Plex Sans" w:hAnsi="IBM Plex Sans"/>
+          <w:b/>
+          <w:bCs/>
+          <w:sz w:val="21"/>
+          <w:szCs w:val="21"/>
+        </w:rPr>
+        <w:t xml:space="preserve">32</w:t>
+      </w:r>
+      <w:r>
+        <w:rPr>
+          <w:rFonts w:ascii="IBM Plex Sans" w:cs="IBM Plex Sans" w:eastAsia="IBM Plex Sans" w:hAnsi="IBM Plex Sans"/>
+          <w:sz w:val="21"/>
+          <w:szCs w:val="21"/>
+        </w:rPr>
+        <w:t xml:space="preserve"> Marcha, </w:t>
+      </w:r>
+      <w:r>
+        <w:rPr>
+          <w:rFonts w:ascii="IBM Plex Sans" w:cs="IBM Plex Sans" w:eastAsia="IBM Plex Sans" w:hAnsi="IBM Plex Sans"/>
+          <w:b/>
+          <w:bCs/>
+          <w:sz w:val="21"/>
+          <w:szCs w:val="21"/>
+        </w:rPr>
+        <w:t xml:space="preserve">33</w:t>
+      </w:r>
+      <w:r>
+        <w:rPr>
+          <w:rFonts w:ascii="IBM Plex Sans" w:cs="IBM Plex Sans" w:eastAsia="IBM Plex Sans" w:hAnsi="IBM Plex Sans"/>
+          <w:sz w:val="21"/>
+          <w:szCs w:val="21"/>
+        </w:rPr>
+        <w:t xml:space="preserve"> Pausa, </w:t>
+      </w:r>
+      <w:r>
+        <w:rPr>
+          <w:rFonts w:ascii="IBM Plex Sans" w:cs="IBM Plex Sans" w:eastAsia="IBM Plex Sans" w:hAnsi="IBM Plex Sans"/>
+          <w:b/>
+          <w:bCs/>
+          <w:sz w:val="21"/>
+          <w:szCs w:val="21"/>
+        </w:rPr>
+        <w:t xml:space="preserve">34</w:t>
+      </w:r>
+      <w:r>
+        <w:rPr>
+          <w:rFonts w:ascii="IBM Plex Sans" w:cs="IBM Plex Sans" w:eastAsia="IBM Plex Sans" w:hAnsi="IBM Plex Sans"/>
+          <w:sz w:val="21"/>
+          <w:szCs w:val="21"/>
+        </w:rPr>
+        <w:t xml:space="preserve"> Retroceder.</w:t>
+      </w:r>
+    </w:p>
+    <w:p>
+      <w:pPr>
+        <w:pStyle w:val="ListParagraph"/>
+        <w:numPr>
+          <w:ilvl w:val="0"/>
+          <w:numId w:val="17"/>
+        </w:numPr>
+        <w:spacing w:after="90" w:line="290"/>
+      </w:pPr>
+      <w:r>
+        <w:rPr>
+          <w:rFonts w:ascii="IBM Plex Sans" w:cs="IBM Plex Sans" w:eastAsia="IBM Plex Sans" w:hAnsi="IBM Plex Sans"/>
+          <w:sz w:val="21"/>
+          <w:szCs w:val="21"/>
+        </w:rPr>
+        <w:t xml:space="preserve">Bornera </w:t>
+      </w:r>
+      <w:r>
+        <w:rPr>
+          <w:rFonts w:ascii="IBM Plex Sans" w:cs="IBM Plex Sans" w:eastAsia="IBM Plex Sans" w:hAnsi="IBM Plex Sans"/>
+          <w:b/>
+          <w:bCs/>
+          <w:sz w:val="21"/>
+          <w:szCs w:val="21"/>
+        </w:rPr>
+        <w:t xml:space="preserve">B1</w:t>
+      </w:r>
+      <w:r>
+        <w:rPr>
+          <w:rFonts w:ascii="IBM Plex Sans" w:cs="IBM Plex Sans" w:eastAsia="IBM Plex Sans" w:hAnsi="IBM Plex Sans"/>
+          <w:sz w:val="21"/>
+          <w:szCs w:val="21"/>
+        </w:rPr>
+        <w:t xml:space="preserve"> doble por botón: un par para el cable de la botonera y otro para el cable que va a </w:t>
+      </w:r>
+      <w:r>
+        <w:rPr>
+          <w:rFonts w:ascii="IBM Plex Sans" w:cs="IBM Plex Sans" w:eastAsia="IBM Plex Sans" w:hAnsi="IBM Plex Sans"/>
+          <w:b/>
+          <w:bCs/>
+          <w:sz w:val="21"/>
+          <w:szCs w:val="21"/>
+        </w:rPr>
+        <w:t xml:space="preserve">NO y COM de su relé</w:t>
+      </w:r>
+      <w:r>
+        <w:rPr>
+          <w:rFonts w:ascii="IBM Plex Sans" w:cs="IBM Plex Sans" w:eastAsia="IBM Plex Sans" w:hAnsi="IBM Plex Sans"/>
+          <w:sz w:val="21"/>
+          <w:szCs w:val="21"/>
+        </w:rPr>
+        <w:t xml:space="preserve"> (plaqueta 3), los dos unidos en la plaqueta a las patas ~ del puente.</w:t>
+      </w:r>
+    </w:p>
+    <w:p>
+      <w:pPr>
+        <w:pStyle w:val="ListParagraph"/>
+        <w:numPr>
+          <w:ilvl w:val="0"/>
+          <w:numId w:val="17"/>
+        </w:numPr>
+        <w:spacing w:after="90" w:line="290"/>
+      </w:pPr>
+      <w:r>
+        <w:rPr>
+          <w:rFonts w:ascii="IBM Plex Sans" w:cs="IBM Plex Sans" w:eastAsia="IBM Plex Sans" w:hAnsi="IBM Plex Sans"/>
+          <w:sz w:val="21"/>
+          <w:szCs w:val="21"/>
+        </w:rPr>
+        <w:t xml:space="preserve">Conector </w:t>
+      </w:r>
+      <w:r>
+        <w:rPr>
+          <w:rFonts w:ascii="IBM Plex Sans" w:cs="IBM Plex Sans" w:eastAsia="IBM Plex Sans" w:hAnsi="IBM Plex Sans"/>
+          <w:b/>
+          <w:bCs/>
+          <w:sz w:val="21"/>
+          <w:szCs w:val="21"/>
+        </w:rPr>
+        <w:t xml:space="preserve">J4</w:t>
+      </w:r>
+      <w:r>
+        <w:rPr>
+          <w:rFonts w:ascii="IBM Plex Sans" w:cs="IBM Plex Sans" w:eastAsia="IBM Plex Sans" w:hAnsi="IBM Plex Sans"/>
+          <w:sz w:val="21"/>
+          <w:szCs w:val="21"/>
+        </w:rPr>
+        <w:t xml:space="preserve"> a la principal, 5 hilos: 3,3 V (del pin 3V3 del ESP32), GND y GPIO 32, 33 y 34.</w:t>
+      </w:r>
+    </w:p>
+    <w:p>
+      <w:pPr>
+        <w:pStyle w:val="ListParagraph"/>
+        <w:numPr>
+          <w:ilvl w:val="0"/>
+          <w:numId w:val="17"/>
+        </w:numPr>
+        <w:spacing w:after="90" w:line="290"/>
+      </w:pPr>
+      <w:r>
+        <w:rPr>
+          <w:rFonts w:ascii="IBM Plex Sans" w:cs="IBM Plex Sans" w:eastAsia="IBM Plex Sans" w:hAnsi="IBM Plex Sans"/>
+          <w:sz w:val="21"/>
+          <w:szCs w:val="21"/>
+        </w:rPr>
+        <w:t xml:space="preserve">Lo de 24 V (B1, puentes, capacitores, 2,2 kΩ y las patas 1 y 2 de cada PC817) de un lado, y lo del ESP32 (patas 3 y 4, las 10 kΩ y J4) del otro, </w:t>
+      </w:r>
+      <w:r>
+        <w:rPr>
+          <w:rFonts w:ascii="IBM Plex Sans" w:cs="IBM Plex Sans" w:eastAsia="IBM Plex Sans" w:hAnsi="IBM Plex Sans"/>
+          <w:b/>
+          <w:bCs/>
+          <w:sz w:val="21"/>
+          <w:szCs w:val="21"/>
+        </w:rPr>
+        <w:t xml:space="preserve">sin pistas por debajo de los PC817</w:t>
+      </w:r>
+      <w:r>
+        <w:rPr>
+          <w:rFonts w:ascii="IBM Plex Sans" w:cs="IBM Plex Sans" w:eastAsia="IBM Plex Sans" w:hAnsi="IBM Plex Sans"/>
+          <w:sz w:val="21"/>
+          <w:szCs w:val="21"/>
+        </w:rPr>
+        <w:t xml:space="preserve">. Marcar a mano el + de cada capacitor y la pata 1 de cada PC817 y puente: en la plaqueta impresa no sale la serigrafía. Un capacitor invertido puede quedar en corto, y un canal en corto es como dejar el botón apretado.</w:t>
+      </w:r>
+    </w:p>
+    <w:p>
+      <w:pPr>
+        <w:pStyle w:val="ListParagraph"/>
+        <w:numPr>
+          <w:ilvl w:val="0"/>
+          <w:numId w:val="17"/>
+        </w:numPr>
+        <w:spacing w:after="90" w:line="290"/>
+      </w:pPr>
+      <w:r>
+        <w:rPr>
+          <w:rFonts w:ascii="IBM Plex Sans" w:cs="IBM Plex Sans" w:eastAsia="IBM Plex Sans" w:hAnsi="IBM Plex Sans"/>
+          <w:sz w:val="21"/>
+          <w:szCs w:val="21"/>
+        </w:rPr>
+        <w:t xml:space="preserve">Sin alimentar, con el multímetro en continuidad: entre cualquier borne de B1 y cualquier pin de J4 </w:t>
+      </w:r>
+      <w:r>
+        <w:rPr>
+          <w:rFonts w:ascii="IBM Plex Sans" w:cs="IBM Plex Sans" w:eastAsia="IBM Plex Sans" w:hAnsi="IBM Plex Sans"/>
+          <w:b/>
+          <w:bCs/>
+          <w:sz w:val="21"/>
+          <w:szCs w:val="21"/>
+        </w:rPr>
+        <w:t xml:space="preserve">no tiene que pitar</w:t>
+      </w:r>
+      <w:r>
+        <w:rPr>
+          <w:rFonts w:ascii="IBM Plex Sans" w:cs="IBM Plex Sans" w:eastAsia="IBM Plex Sans" w:hAnsi="IBM Plex Sans"/>
+          <w:sz w:val="21"/>
+          <w:szCs w:val="21"/>
+        </w:rPr>
+        <w:t xml:space="preserve">.</w:t>
       </w:r>
     </w:p>
     <w:p>
@@ -2809,7 +3130,7 @@
         <w:keepNext/>
       </w:pPr>
       <w:r>
-        <w:t xml:space="preserve">4.3 Plaqueta 3 · Módulos de relé</w:t>
+        <w:t xml:space="preserve">4.4 Plaqueta 3 · Módulos de relé</w:t>
       </w:r>
     </w:p>
     <w:p>
@@ -2953,7 +3274,7 @@
           <w:sz w:val="21"/>
           <w:szCs w:val="21"/>
         </w:rPr>
-        <w:t xml:space="preserve"> de los tres relés quedan para la bornera B1. Todavía no se conectan al telar.</w:t>
+        <w:t xml:space="preserve"> de cada relé, al par de su bornera B1 en la plaqueta de sensado. La botonera todavía no se conecta.</w:t>
       </w:r>
     </w:p>
     <w:p>
@@ -2962,7 +3283,7 @@
         <w:keepNext/>
       </w:pPr>
       <w:r>
-        <w:t xml:space="preserve">4.4 Plaqueta 4 · Nivel 2 (cuando se arme)</w:t>
+        <w:t xml:space="preserve">4.5 Plaqueta 4 · Nivel 2 (cuando se arme)</w:t>
       </w:r>
     </w:p>
     <w:p>
@@ -5389,7 +5710,7 @@
           <w:sz w:val="21"/>
           <w:szCs w:val="21"/>
         </w:rPr>
-        <w:t xml:space="preserve">Las plaquetas conectadas entre sí (J1, J2 y J3) y alimentadas con la fuente; el ESP32 con el firmware, ya sin el USB.</w:t>
+        <w:t xml:space="preserve">Las plaquetas conectadas entre sí (J1 a J4) y alimentadas con la fuente; el ESP32 con el firmware, ya sin el USB.</w:t>
       </w:r>
     </w:p>
     <w:p>
@@ -5785,7 +6106,7 @@
           <w:sz w:val="21"/>
           <w:szCs w:val="21"/>
         </w:rPr>
-        <w:t xml:space="preserve">En B1, cada par va a </w:t>
+        <w:t xml:space="preserve">En la plaqueta de sensado, cada bornera B1 lleva el par de su botón a </w:t>
       </w:r>
       <w:r>
         <w:rPr>
@@ -5803,7 +6124,7 @@
           <w:sz w:val="21"/>
           <w:szCs w:val="21"/>
         </w:rPr>
-        <w:t xml:space="preserve"> (en paralelo con el botón) y a la </w:t>
+        <w:t xml:space="preserve"> (en paralelo con el botón), por su otro par, y a la </w:t>
       </w:r>
       <w:r>
         <w:rPr>
@@ -9568,6 +9889,12 @@
   </w:num>
   <w:num w:numId="16">
     <w:abstractNumId w:val="16"/>
+    <w:lvlOverride w:ilvl="0">
+      <w:startOverride w:val="1"/>
+    </w:lvlOverride>
+  </w:num>
+  <w:num w:numId="17">
+    <w:abstractNumId w:val="4"/>
     <w:lvlOverride w:ilvl="0">
       <w:startOverride w:val="1"/>
     </w:lvlOverride>

--- a/documentacion_proyecto/Guia_Conexion_y_Puesta_en_Marcha.docx
+++ b/documentacion_proyecto/Guia_Conexion_y_Puesta_en_Marcha.docx
@@ -66,7 +66,7 @@
           <w:sz w:val="21"/>
           <w:szCs w:val="21"/>
         </w:rPr>
-        <w:t xml:space="preserve">cuatro plaquetas</w:t>
+        <w:t xml:space="preserve">cinco plaquetas</w:t>
       </w:r>
       <w:r>
         <w:rPr>
@@ -904,7 +904,7 @@
           <w:sz w:val="21"/>
           <w:szCs w:val="21"/>
         </w:rPr>
-        <w:t xml:space="preserve">El gabinete lleva cuatro plaquetas de placa perforada, con las conexiones soldadas (la protoboard sirve para probar, pero la vibración del telar afloja sus contactos). Cada cable entra a su plaqueta por un </w:t>
+        <w:t xml:space="preserve">El gabinete lleva cinco plaquetas con las conexiones soldadas: cuatro de placa perforada y la del sensado de la botonera, impresa (la protoboard sirve para probar, pero la vibración del telar afloja sus contactos). Cada cable entra a su plaqueta por un </w:t>
       </w:r>
       <w:r>
         <w:rPr>
@@ -972,7 +972,7 @@
           <wp:inline distT="0" distB="0" distL="0" distR="0">
             <wp:extent cx="6096000" cy="4829175"/>
             <wp:effectExtent t="0" r="0" b="0" l="0"/>
-            <wp:docPr id="1" name="plaquetas_y_cableado.png" descr="Las cuatro plaquetas del gabinete, sus conectores y los cables que van al telar (diagramas/hardware/plaquetas_y_cableado.png)." title="Las cuatro plaquetas del gabinete, sus conectores y los cables que van al telar (diagramas/hardware/plaquetas_y_cableado.png)."/>
+            <wp:docPr id="1" name="plaquetas_y_cableado.png" descr="Las cinco plaquetas del gabinete, sus conectores y los cables que van al telar (diagramas/hardware/plaquetas_y_cableado.png)." title="Las cinco plaquetas del gabinete, sus conectores y los cables que van al telar (diagramas/hardware/plaquetas_y_cableado.png)."/>
             <wp:cNvGraphicFramePr>
               <a:graphicFrameLocks xmlns:a="http://schemas.openxmlformats.org/drawingml/2006/main" noChangeAspect="1"/>
             </wp:cNvGraphicFramePr>
@@ -1022,7 +1022,7 @@
           <w:sz w:val="17"/>
           <w:szCs w:val="17"/>
         </w:rPr>
-        <w:t xml:space="preserve">Las cuatro plaquetas del gabinete, sus conectores y los cables que van al telar (diagramas/hardware/plaquetas_y_cableado.png).</w:t>
+        <w:t xml:space="preserve">Las cinco plaquetas del gabinete, sus conectores y los cables que van al telar (diagramas/hardware/plaquetas_y_cableado.png).</w:t>
       </w:r>
     </w:p>
     <w:tbl>
@@ -1754,6 +1754,143 @@
               <w:bottom w:val="single" w:color="CDD8E0" w:sz="4"/>
               <w:right w:val="single" w:color="CDD8E0" w:sz="4"/>
             </w:tcBorders>
+            <w:shd w:fill="F4F7FA" w:color="auto" w:val="clear"/>
+            <w:tcMar>
+              <w:top w:type="dxa" w:w="70"/>
+              <w:left w:type="dxa" w:w="110"/>
+              <w:bottom w:type="dxa" w:w="70"/>
+              <w:right w:type="dxa" w:w="110"/>
+            </w:tcMar>
+          </w:tcPr>
+          <w:p>
+            <w:pPr>
+              <w:keepNext w:val="false"/>
+              <w:keepLines/>
+              <w:spacing w:after="0" w:line="260"/>
+            </w:pPr>
+            <w:r>
+              <w:rPr>
+                <w:rFonts w:ascii="IBM Plex Sans" w:cs="IBM Plex Sans" w:eastAsia="IBM Plex Sans" w:hAnsi="IBM Plex Sans"/>
+                <w:sz w:val="19"/>
+                <w:szCs w:val="19"/>
+              </w:rPr>
+              <w:t xml:space="preserve">J4</w:t>
+            </w:r>
+          </w:p>
+        </w:tc>
+        <w:tc>
+          <w:tcPr>
+            <w:tcW w:type="dxa" w:w="3100"/>
+            <w:tcBorders>
+              <w:top w:val="single" w:color="CDD8E0" w:sz="4"/>
+              <w:left w:val="single" w:color="CDD8E0" w:sz="4"/>
+              <w:bottom w:val="single" w:color="CDD8E0" w:sz="4"/>
+              <w:right w:val="single" w:color="CDD8E0" w:sz="4"/>
+            </w:tcBorders>
+            <w:shd w:fill="F4F7FA" w:color="auto" w:val="clear"/>
+            <w:tcMar>
+              <w:top w:type="dxa" w:w="70"/>
+              <w:left w:type="dxa" w:w="110"/>
+              <w:bottom w:type="dxa" w:w="70"/>
+              <w:right w:type="dxa" w:w="110"/>
+            </w:tcMar>
+          </w:tcPr>
+          <w:p>
+            <w:pPr>
+              <w:keepNext w:val="false"/>
+              <w:keepLines/>
+              <w:spacing w:after="0" w:line="260"/>
+            </w:pPr>
+            <w:r>
+              <w:rPr>
+                <w:rFonts w:ascii="IBM Plex Sans" w:cs="IBM Plex Sans" w:eastAsia="IBM Plex Sans" w:hAnsi="IBM Plex Sans"/>
+                <w:sz w:val="19"/>
+                <w:szCs w:val="19"/>
+              </w:rPr>
+              <w:t xml:space="preserve">Plaqueta 2 → plaqueta 5 (sensado)</w:t>
+            </w:r>
+          </w:p>
+        </w:tc>
+        <w:tc>
+          <w:tcPr>
+            <w:tcW w:type="dxa" w:w="3638"/>
+            <w:tcBorders>
+              <w:top w:val="single" w:color="CDD8E0" w:sz="4"/>
+              <w:left w:val="single" w:color="CDD8E0" w:sz="4"/>
+              <w:bottom w:val="single" w:color="CDD8E0" w:sz="4"/>
+              <w:right w:val="single" w:color="CDD8E0" w:sz="4"/>
+            </w:tcBorders>
+            <w:shd w:fill="F4F7FA" w:color="auto" w:val="clear"/>
+            <w:tcMar>
+              <w:top w:type="dxa" w:w="70"/>
+              <w:left w:type="dxa" w:w="110"/>
+              <w:bottom w:type="dxa" w:w="70"/>
+              <w:right w:type="dxa" w:w="110"/>
+            </w:tcMar>
+          </w:tcPr>
+          <w:p>
+            <w:pPr>
+              <w:keepNext w:val="false"/>
+              <w:keepLines/>
+              <w:spacing w:after="0" w:line="260"/>
+            </w:pPr>
+            <w:r>
+              <w:rPr>
+                <w:rFonts w:ascii="IBM Plex Sans" w:cs="IBM Plex Sans" w:eastAsia="IBM Plex Sans" w:hAnsi="IBM Plex Sans"/>
+                <w:sz w:val="19"/>
+                <w:szCs w:val="19"/>
+              </w:rPr>
+              <w:t xml:space="preserve">3,3 V, GND, GPIO 32, 33 y 34</w:t>
+            </w:r>
+          </w:p>
+        </w:tc>
+        <w:tc>
+          <w:tcPr>
+            <w:tcW w:type="dxa" w:w="2000"/>
+            <w:tcBorders>
+              <w:top w:val="single" w:color="CDD8E0" w:sz="4"/>
+              <w:left w:val="single" w:color="CDD8E0" w:sz="4"/>
+              <w:bottom w:val="single" w:color="CDD8E0" w:sz="4"/>
+              <w:right w:val="single" w:color="CDD8E0" w:sz="4"/>
+            </w:tcBorders>
+            <w:shd w:fill="F4F7FA" w:color="auto" w:val="clear"/>
+            <w:tcMar>
+              <w:top w:type="dxa" w:w="70"/>
+              <w:left w:type="dxa" w:w="110"/>
+              <w:bottom w:type="dxa" w:w="70"/>
+              <w:right w:type="dxa" w:w="110"/>
+            </w:tcMar>
+          </w:tcPr>
+          <w:p>
+            <w:pPr>
+              <w:keepNext w:val="false"/>
+              <w:keepLines/>
+              <w:spacing w:after="0" w:line="260"/>
+            </w:pPr>
+            <w:r>
+              <w:rPr>
+                <w:rFonts w:ascii="IBM Plex Sans" w:cs="IBM Plex Sans" w:eastAsia="IBM Plex Sans" w:hAnsi="IBM Plex Sans"/>
+                <w:sz w:val="19"/>
+                <w:szCs w:val="19"/>
+              </w:rPr>
+              <w:t xml:space="preserve">Tira de pines</w:t>
+            </w:r>
+          </w:p>
+        </w:tc>
+      </w:tr>
+      <w:tr>
+        <w:trPr>
+          <w:cantSplit/>
+        </w:trPr>
+        <w:tc>
+          <w:tcPr>
+            <w:tcW w:type="dxa" w:w="900"/>
+            <w:tcBorders>
+              <w:top w:val="single" w:color="CDD8E0" w:sz="4"/>
+              <w:left w:val="single" w:color="CDD8E0" w:sz="4"/>
+              <w:bottom w:val="single" w:color="CDD8E0" w:sz="4"/>
+              <w:right w:val="single" w:color="CDD8E0" w:sz="4"/>
+            </w:tcBorders>
             <w:shd w:fill="FFFFFF" w:color="auto" w:val="clear"/>
             <w:tcMar>
               <w:top w:type="dxa" w:w="70"/>
@@ -1807,7 +1944,7 @@
                 <w:sz w:val="19"/>
                 <w:szCs w:val="19"/>
               </w:rPr>
-              <w:t xml:space="preserve">Botonera del telar → plaquetas 3 y 2</w:t>
+              <w:t xml:space="preserve">Botonera del telar → plaqueta 5 (sensado), y de ahí a la 3 (relés)</w:t>
             </w:r>
           </w:p>
         </w:tc>
@@ -1873,7 +2010,7 @@
                 <w:sz w:val="19"/>
                 <w:szCs w:val="19"/>
               </w:rPr>
-              <w:t xml:space="preserve">Bornera de tornillo</w:t>
+              <w:t xml:space="preserve">Bornera de tornillo doble por botón: un par de la botonera y otro a NO y COM de su relé</w:t>
             </w:r>
           </w:p>
         </w:tc>
@@ -2215,7 +2352,7 @@
                 <w:sz w:val="20"/>
                 <w:szCs w:val="20"/>
               </w:rPr>
-              <w:t xml:space="preserve">Rotular cada conector y cada bornera antes de cerrar el gabinete (J1, J2, J3; B1 Marcha, Pausa y Retroceder; B2; B3 canal 1 a 4). Si el Nivel 2 se arma en la misma placa principal, J3 no hace falta: los mismos 7 hilos van soldados.</w:t>
+              <w:t xml:space="preserve">Rotular cada conector y cada bornera antes de cerrar el gabinete (J1 a J4; B1 Marcha, Pausa y Retroceder; B2; B3 canal 1 a 4). Si el Nivel 2 se arma en la misma placa principal, J3 no hace falta: los mismos 7 hilos van soldados. Lo mismo con el sensado: armado en la principal, J4 no hace falta.</w:t>
             </w:r>
           </w:p>
         </w:tc>
@@ -2422,7 +2559,7 @@
         <w:keepNext/>
       </w:pPr>
       <w:r>
-        <w:t xml:space="preserve">4.2 Plaqueta 2 · Principal (ESP32 y sensado de la botonera)</w:t>
+        <w:t xml:space="preserve">4.2 Plaqueta 2 · Principal (ESP32)</w:t>
       </w:r>
     </w:p>
     <w:p>
@@ -2476,7 +2613,7 @@
           <w:sz w:val="21"/>
           <w:szCs w:val="21"/>
         </w:rPr>
-        <w:t xml:space="preserve"> junto al ESP32.</w:t>
+        <w:t xml:space="preserve"> junto al ESP32, y el conector J4 hacia la plaqueta de sensado (3,3 V del pin 3V3, GND y GPIO 32, 33 y 34).</w:t>
       </w:r>
     </w:p>
     <w:p>
@@ -2566,151 +2703,25 @@
           <w:sz w:val="21"/>
           <w:szCs w:val="21"/>
         </w:rPr>
-        <w:t xml:space="preserve">Los tres canales de sensado, iguales: el puente </w:t>
-      </w:r>
-      <w:r>
-        <w:rPr>
-          <w:rFonts w:ascii="IBM Plex Sans" w:cs="IBM Plex Sans" w:eastAsia="IBM Plex Sans" w:hAnsi="IBM Plex Sans"/>
-          <w:b/>
-          <w:bCs/>
-          <w:sz w:val="21"/>
-          <w:szCs w:val="21"/>
-        </w:rPr>
-        <w:t xml:space="preserve">DB157</w:t>
-      </w:r>
-      <w:r>
-        <w:rPr>
-          <w:rFonts w:ascii="IBM Plex Sans" w:cs="IBM Plex Sans" w:eastAsia="IBM Plex Sans" w:hAnsi="IBM Plex Sans"/>
-          <w:sz w:val="21"/>
-          <w:szCs w:val="21"/>
-        </w:rPr>
-        <w:t xml:space="preserve"> con sus patas ~ a la bornera del botón; un capacitor de </w:t>
-      </w:r>
-      <w:r>
-        <w:rPr>
-          <w:rFonts w:ascii="IBM Plex Sans" w:cs="IBM Plex Sans" w:eastAsia="IBM Plex Sans" w:hAnsi="IBM Plex Sans"/>
-          <w:b/>
-          <w:bCs/>
-          <w:sz w:val="21"/>
-          <w:szCs w:val="21"/>
-        </w:rPr>
-        <w:t xml:space="preserve">22 a 47 µF de 50 V</w:t>
-      </w:r>
-      <w:r>
-        <w:rPr>
-          <w:rFonts w:ascii="IBM Plex Sans" w:cs="IBM Plex Sans" w:eastAsia="IBM Plex Sans" w:hAnsi="IBM Plex Sans"/>
-          <w:sz w:val="21"/>
-          <w:szCs w:val="21"/>
-        </w:rPr>
-        <w:t xml:space="preserve"> entre el + y el − del puente (pata larga al +; la botonera rectificada llega a unos 34 V de pico); </w:t>
-      </w:r>
-      <w:r>
-        <w:rPr>
-          <w:rFonts w:ascii="IBM Plex Sans" w:cs="IBM Plex Sans" w:eastAsia="IBM Plex Sans" w:hAnsi="IBM Plex Sans"/>
-          <w:b/>
-          <w:bCs/>
-          <w:sz w:val="21"/>
-          <w:szCs w:val="21"/>
-        </w:rPr>
-        <w:t xml:space="preserve">2,2 kΩ 1 W</w:t>
-      </w:r>
-      <w:r>
-        <w:rPr>
-          <w:rFonts w:ascii="IBM Plex Sans" w:cs="IBM Plex Sans" w:eastAsia="IBM Plex Sans" w:hAnsi="IBM Plex Sans"/>
-          <w:sz w:val="21"/>
-          <w:szCs w:val="21"/>
-        </w:rPr>
-        <w:t xml:space="preserve"> del + del puente a la pata 1 del </w:t>
-      </w:r>
-      <w:r>
-        <w:rPr>
-          <w:rFonts w:ascii="IBM Plex Sans" w:cs="IBM Plex Sans" w:eastAsia="IBM Plex Sans" w:hAnsi="IBM Plex Sans"/>
-          <w:b/>
-          <w:bCs/>
-          <w:sz w:val="21"/>
-          <w:szCs w:val="21"/>
-        </w:rPr>
-        <w:t xml:space="preserve">PC817</w:t>
-      </w:r>
-      <w:r>
-        <w:rPr>
-          <w:rFonts w:ascii="IBM Plex Sans" w:cs="IBM Plex Sans" w:eastAsia="IBM Plex Sans" w:hAnsi="IBM Plex Sans"/>
-          <w:sz w:val="21"/>
-          <w:szCs w:val="21"/>
-        </w:rPr>
-        <w:t xml:space="preserve">; el − del puente a la pata 2; la pata 3 al GND del ESP32; la pata 4 al GPIO, con </w:t>
-      </w:r>
-      <w:r>
-        <w:rPr>
-          <w:rFonts w:ascii="IBM Plex Sans" w:cs="IBM Plex Sans" w:eastAsia="IBM Plex Sans" w:hAnsi="IBM Plex Sans"/>
-          <w:b/>
-          <w:bCs/>
-          <w:sz w:val="21"/>
-          <w:szCs w:val="21"/>
-        </w:rPr>
-        <w:t xml:space="preserve">10 kΩ a 3,3 V</w:t>
-      </w:r>
-      <w:r>
-        <w:rPr>
-          <w:rFonts w:ascii="IBM Plex Sans" w:cs="IBM Plex Sans" w:eastAsia="IBM Plex Sans" w:hAnsi="IBM Plex Sans"/>
-          <w:sz w:val="21"/>
-          <w:szCs w:val="21"/>
-        </w:rPr>
-        <w:t xml:space="preserve">: GPIO </w:t>
-      </w:r>
-      <w:r>
-        <w:rPr>
-          <w:rFonts w:ascii="IBM Plex Sans" w:cs="IBM Plex Sans" w:eastAsia="IBM Plex Sans" w:hAnsi="IBM Plex Sans"/>
-          <w:b/>
-          <w:bCs/>
-          <w:sz w:val="21"/>
-          <w:szCs w:val="21"/>
-        </w:rPr>
-        <w:t xml:space="preserve">32</w:t>
-      </w:r>
-      <w:r>
-        <w:rPr>
-          <w:rFonts w:ascii="IBM Plex Sans" w:cs="IBM Plex Sans" w:eastAsia="IBM Plex Sans" w:hAnsi="IBM Plex Sans"/>
-          <w:sz w:val="21"/>
-          <w:szCs w:val="21"/>
-        </w:rPr>
-        <w:t xml:space="preserve"> Marcha, </w:t>
-      </w:r>
-      <w:r>
-        <w:rPr>
-          <w:rFonts w:ascii="IBM Plex Sans" w:cs="IBM Plex Sans" w:eastAsia="IBM Plex Sans" w:hAnsi="IBM Plex Sans"/>
-          <w:b/>
-          <w:bCs/>
-          <w:sz w:val="21"/>
-          <w:szCs w:val="21"/>
-        </w:rPr>
-        <w:t xml:space="preserve">33</w:t>
-      </w:r>
-      <w:r>
-        <w:rPr>
-          <w:rFonts w:ascii="IBM Plex Sans" w:cs="IBM Plex Sans" w:eastAsia="IBM Plex Sans" w:hAnsi="IBM Plex Sans"/>
-          <w:sz w:val="21"/>
-          <w:szCs w:val="21"/>
-        </w:rPr>
-        <w:t xml:space="preserve"> Pausa, </w:t>
-      </w:r>
-      <w:r>
-        <w:rPr>
-          <w:rFonts w:ascii="IBM Plex Sans" w:cs="IBM Plex Sans" w:eastAsia="IBM Plex Sans" w:hAnsi="IBM Plex Sans"/>
-          <w:b/>
-          <w:bCs/>
-          <w:sz w:val="21"/>
-          <w:szCs w:val="21"/>
-        </w:rPr>
-        <w:t xml:space="preserve">34</w:t>
-      </w:r>
-      <w:r>
-        <w:rPr>
-          <w:rFonts w:ascii="IBM Plex Sans" w:cs="IBM Plex Sans" w:eastAsia="IBM Plex Sans" w:hAnsi="IBM Plex Sans"/>
-          <w:sz w:val="21"/>
-          <w:szCs w:val="21"/>
-        </w:rPr>
-        <w:t xml:space="preserve"> Retroceder.</w:t>
+        <w:t xml:space="preserve">Sin alimentar, con el multímetro en continuidad: entre +5 V y GND </w:t>
+      </w:r>
+      <w:r>
+        <w:rPr>
+          <w:rFonts w:ascii="IBM Plex Sans" w:cs="IBM Plex Sans" w:eastAsia="IBM Plex Sans" w:hAnsi="IBM Plex Sans"/>
+          <w:b/>
+          <w:bCs/>
+          <w:sz w:val="21"/>
+          <w:szCs w:val="21"/>
+        </w:rPr>
+        <w:t xml:space="preserve">no tiene que pitar</w:t>
+      </w:r>
+      <w:r>
+        <w:rPr>
+          <w:rFonts w:ascii="IBM Plex Sans" w:cs="IBM Plex Sans" w:eastAsia="IBM Plex Sans" w:hAnsi="IBM Plex Sans"/>
+          <w:sz w:val="21"/>
+          <w:szCs w:val="21"/>
+        </w:rPr>
+        <w:t xml:space="preserve"> (un pitido corto al principio es normal: es el capacitor de 470 µF que se carga; si pita sin parar, hay un corto).</w:t>
       </w:r>
     </w:p>
     <w:p>
@@ -2728,25 +2739,65 @@
           <w:sz w:val="21"/>
           <w:szCs w:val="21"/>
         </w:rPr>
-        <w:t xml:space="preserve">Sin alimentar, con el multímetro en continuidad: entre el GND del ESP32 y cualquier borne de la botonera </w:t>
-      </w:r>
-      <w:r>
-        <w:rPr>
-          <w:rFonts w:ascii="IBM Plex Sans" w:cs="IBM Plex Sans" w:eastAsia="IBM Plex Sans" w:hAnsi="IBM Plex Sans"/>
-          <w:b/>
-          <w:bCs/>
-          <w:sz w:val="21"/>
-          <w:szCs w:val="21"/>
-        </w:rPr>
-        <w:t xml:space="preserve">no tiene que pitar</w:t>
-      </w:r>
-      <w:r>
-        <w:rPr>
-          <w:rFonts w:ascii="IBM Plex Sans" w:cs="IBM Plex Sans" w:eastAsia="IBM Plex Sans" w:hAnsi="IBM Plex Sans"/>
-          <w:sz w:val="21"/>
-          <w:szCs w:val="21"/>
-        </w:rPr>
-        <w:t xml:space="preserve">; entre +5 V y GND tampoco.</w:t>
+        <w:t xml:space="preserve">Conectar J1 a la fuente, enchufar y medir </w:t>
+      </w:r>
+      <w:r>
+        <w:rPr>
+          <w:rFonts w:ascii="IBM Plex Sans" w:cs="IBM Plex Sans" w:eastAsia="IBM Plex Sans" w:hAnsi="IBM Plex Sans"/>
+          <w:b/>
+          <w:bCs/>
+          <w:sz w:val="21"/>
+          <w:szCs w:val="21"/>
+        </w:rPr>
+        <w:t xml:space="preserve">5 V</w:t>
+      </w:r>
+      <w:r>
+        <w:rPr>
+          <w:rFonts w:ascii="IBM Plex Sans" w:cs="IBM Plex Sans" w:eastAsia="IBM Plex Sans" w:hAnsi="IBM Plex Sans"/>
+          <w:sz w:val="21"/>
+          <w:szCs w:val="21"/>
+        </w:rPr>
+        <w:t xml:space="preserve"> entre los pines VIN y GND de la tira. Desenchufar, poner el ESP32 (orientado según la serigrafía) y volver a medir: </w:t>
+      </w:r>
+      <w:r>
+        <w:rPr>
+          <w:rFonts w:ascii="IBM Plex Sans" w:cs="IBM Plex Sans" w:eastAsia="IBM Plex Sans" w:hAnsi="IBM Plex Sans"/>
+          <w:b/>
+          <w:bCs/>
+          <w:sz w:val="21"/>
+          <w:szCs w:val="21"/>
+        </w:rPr>
+        <w:t xml:space="preserve">3,3 V</w:t>
+      </w:r>
+      <w:r>
+        <w:rPr>
+          <w:rFonts w:ascii="IBM Plex Sans" w:cs="IBM Plex Sans" w:eastAsia="IBM Plex Sans" w:hAnsi="IBM Plex Sans"/>
+          <w:sz w:val="21"/>
+          <w:szCs w:val="21"/>
+        </w:rPr>
+        <w:t xml:space="preserve"> en el pin 3V3.</w:t>
+      </w:r>
+    </w:p>
+    <w:p>
+      <w:pPr>
+        <w:pStyle w:val="Heading2"/>
+        <w:keepNext/>
+      </w:pPr>
+      <w:r>
+        <w:t xml:space="preserve">4.3 Plaqueta 5 · Sensado de la botonera</w:t>
+      </w:r>
+    </w:p>
+    <w:p>
+      <w:pPr>
+        <w:spacing w:after="120" w:line="290"/>
+      </w:pPr>
+      <w:r>
+        <w:rPr>
+          <w:rFonts w:ascii="IBM Plex Sans" w:cs="IBM Plex Sans" w:eastAsia="IBM Plex Sans" w:hAnsi="IBM Plex Sans"/>
+          <w:sz w:val="21"/>
+          <w:szCs w:val="21"/>
+        </w:rPr>
+        <w:t xml:space="preserve">Es una plaqueta impresa aparte, unida a la principal por J4.</w:t>
       </w:r>
     </w:p>
     <w:p>
@@ -2754,7 +2805,7 @@
         <w:pStyle w:val="ListParagraph"/>
         <w:numPr>
           <w:ilvl w:val="0"/>
-          <w:numId w:val="4"/>
+          <w:numId w:val="17"/>
         </w:numPr>
         <w:spacing w:after="90" w:line="290"/>
       </w:pPr>
@@ -2764,43 +2815,313 @@
           <w:sz w:val="21"/>
           <w:szCs w:val="21"/>
         </w:rPr>
-        <w:t xml:space="preserve">Conectar J1 a la fuente, enchufar y medir </w:t>
-      </w:r>
-      <w:r>
-        <w:rPr>
-          <w:rFonts w:ascii="IBM Plex Sans" w:cs="IBM Plex Sans" w:eastAsia="IBM Plex Sans" w:hAnsi="IBM Plex Sans"/>
-          <w:b/>
-          <w:bCs/>
-          <w:sz w:val="21"/>
-          <w:szCs w:val="21"/>
-        </w:rPr>
-        <w:t xml:space="preserve">5 V</w:t>
-      </w:r>
-      <w:r>
-        <w:rPr>
-          <w:rFonts w:ascii="IBM Plex Sans" w:cs="IBM Plex Sans" w:eastAsia="IBM Plex Sans" w:hAnsi="IBM Plex Sans"/>
-          <w:sz w:val="21"/>
-          <w:szCs w:val="21"/>
-        </w:rPr>
-        <w:t xml:space="preserve"> entre los pines VIN y GND de la tira. Desenchufar, poner el ESP32 (orientado según la serigrafía) y volver a medir: </w:t>
-      </w:r>
-      <w:r>
-        <w:rPr>
-          <w:rFonts w:ascii="IBM Plex Sans" w:cs="IBM Plex Sans" w:eastAsia="IBM Plex Sans" w:hAnsi="IBM Plex Sans"/>
-          <w:b/>
-          <w:bCs/>
-          <w:sz w:val="21"/>
-          <w:szCs w:val="21"/>
-        </w:rPr>
-        <w:t xml:space="preserve">3,3 V</w:t>
-      </w:r>
-      <w:r>
-        <w:rPr>
-          <w:rFonts w:ascii="IBM Plex Sans" w:cs="IBM Plex Sans" w:eastAsia="IBM Plex Sans" w:hAnsi="IBM Plex Sans"/>
-          <w:sz w:val="21"/>
-          <w:szCs w:val="21"/>
-        </w:rPr>
-        <w:t xml:space="preserve"> en el pin 3V3.</w:t>
+        <w:t xml:space="preserve">Por canal, los tres iguales: el puente </w:t>
+      </w:r>
+      <w:r>
+        <w:rPr>
+          <w:rFonts w:ascii="IBM Plex Sans" w:cs="IBM Plex Sans" w:eastAsia="IBM Plex Sans" w:hAnsi="IBM Plex Sans"/>
+          <w:b/>
+          <w:bCs/>
+          <w:sz w:val="21"/>
+          <w:szCs w:val="21"/>
+        </w:rPr>
+        <w:t xml:space="preserve">DB157</w:t>
+      </w:r>
+      <w:r>
+        <w:rPr>
+          <w:rFonts w:ascii="IBM Plex Sans" w:cs="IBM Plex Sans" w:eastAsia="IBM Plex Sans" w:hAnsi="IBM Plex Sans"/>
+          <w:sz w:val="21"/>
+          <w:szCs w:val="21"/>
+        </w:rPr>
+        <w:t xml:space="preserve"> con sus patas ~ a la bornera B1 del botón; un capacitor de </w:t>
+      </w:r>
+      <w:r>
+        <w:rPr>
+          <w:rFonts w:ascii="IBM Plex Sans" w:cs="IBM Plex Sans" w:eastAsia="IBM Plex Sans" w:hAnsi="IBM Plex Sans"/>
+          <w:b/>
+          <w:bCs/>
+          <w:sz w:val="21"/>
+          <w:szCs w:val="21"/>
+        </w:rPr>
+        <w:t xml:space="preserve">22 µF de 50 V</w:t>
+      </w:r>
+      <w:r>
+        <w:rPr>
+          <w:rFonts w:ascii="IBM Plex Sans" w:cs="IBM Plex Sans" w:eastAsia="IBM Plex Sans" w:hAnsi="IBM Plex Sans"/>
+          <w:sz w:val="21"/>
+          <w:szCs w:val="21"/>
+        </w:rPr>
+        <w:t xml:space="preserve"> entre el + y el − del puente (pata larga al +; la botonera rectificada llega a unos 34 V de pico); </w:t>
+      </w:r>
+      <w:r>
+        <w:rPr>
+          <w:rFonts w:ascii="IBM Plex Sans" w:cs="IBM Plex Sans" w:eastAsia="IBM Plex Sans" w:hAnsi="IBM Plex Sans"/>
+          <w:b/>
+          <w:bCs/>
+          <w:sz w:val="21"/>
+          <w:szCs w:val="21"/>
+        </w:rPr>
+        <w:t xml:space="preserve">2,2 kΩ 1 W</w:t>
+      </w:r>
+      <w:r>
+        <w:rPr>
+          <w:rFonts w:ascii="IBM Plex Sans" w:cs="IBM Plex Sans" w:eastAsia="IBM Plex Sans" w:hAnsi="IBM Plex Sans"/>
+          <w:sz w:val="21"/>
+          <w:szCs w:val="21"/>
+        </w:rPr>
+        <w:t xml:space="preserve"> del + del puente a la pata 1 del </w:t>
+      </w:r>
+      <w:r>
+        <w:rPr>
+          <w:rFonts w:ascii="IBM Plex Sans" w:cs="IBM Plex Sans" w:eastAsia="IBM Plex Sans" w:hAnsi="IBM Plex Sans"/>
+          <w:b/>
+          <w:bCs/>
+          <w:sz w:val="21"/>
+          <w:szCs w:val="21"/>
+        </w:rPr>
+        <w:t xml:space="preserve">PC817</w:t>
+      </w:r>
+      <w:r>
+        <w:rPr>
+          <w:rFonts w:ascii="IBM Plex Sans" w:cs="IBM Plex Sans" w:eastAsia="IBM Plex Sans" w:hAnsi="IBM Plex Sans"/>
+          <w:sz w:val="21"/>
+          <w:szCs w:val="21"/>
+        </w:rPr>
+        <w:t xml:space="preserve">; el − del puente a la pata 2; la pata 3 al GND de J4; la pata 4 al GPIO de J4, con </w:t>
+      </w:r>
+      <w:r>
+        <w:rPr>
+          <w:rFonts w:ascii="IBM Plex Sans" w:cs="IBM Plex Sans" w:eastAsia="IBM Plex Sans" w:hAnsi="IBM Plex Sans"/>
+          <w:b/>
+          <w:bCs/>
+          <w:sz w:val="21"/>
+          <w:szCs w:val="21"/>
+        </w:rPr>
+        <w:t xml:space="preserve">10 kΩ a 3,3 V</w:t>
+      </w:r>
+      <w:r>
+        <w:rPr>
+          <w:rFonts w:ascii="IBM Plex Sans" w:cs="IBM Plex Sans" w:eastAsia="IBM Plex Sans" w:hAnsi="IBM Plex Sans"/>
+          <w:sz w:val="21"/>
+          <w:szCs w:val="21"/>
+        </w:rPr>
+        <w:t xml:space="preserve">: GPIO </w:t>
+      </w:r>
+      <w:r>
+        <w:rPr>
+          <w:rFonts w:ascii="IBM Plex Sans" w:cs="IBM Plex Sans" w:eastAsia="IBM Plex Sans" w:hAnsi="IBM Plex Sans"/>
+          <w:b/>
+          <w:bCs/>
+          <w:sz w:val="21"/>
+          <w:szCs w:val="21"/>
+        </w:rPr>
+        <w:t xml:space="preserve">32</w:t>
+      </w:r>
+      <w:r>
+        <w:rPr>
+          <w:rFonts w:ascii="IBM Plex Sans" w:cs="IBM Plex Sans" w:eastAsia="IBM Plex Sans" w:hAnsi="IBM Plex Sans"/>
+          <w:sz w:val="21"/>
+          <w:szCs w:val="21"/>
+        </w:rPr>
+        <w:t xml:space="preserve"> Marcha, </w:t>
+      </w:r>
+      <w:r>
+        <w:rPr>
+          <w:rFonts w:ascii="IBM Plex Sans" w:cs="IBM Plex Sans" w:eastAsia="IBM Plex Sans" w:hAnsi="IBM Plex Sans"/>
+          <w:b/>
+          <w:bCs/>
+          <w:sz w:val="21"/>
+          <w:szCs w:val="21"/>
+        </w:rPr>
+        <w:t xml:space="preserve">33</w:t>
+      </w:r>
+      <w:r>
+        <w:rPr>
+          <w:rFonts w:ascii="IBM Plex Sans" w:cs="IBM Plex Sans" w:eastAsia="IBM Plex Sans" w:hAnsi="IBM Plex Sans"/>
+          <w:sz w:val="21"/>
+          <w:szCs w:val="21"/>
+        </w:rPr>
+        <w:t xml:space="preserve"> Pausa, </w:t>
+      </w:r>
+      <w:r>
+        <w:rPr>
+          <w:rFonts w:ascii="IBM Plex Sans" w:cs="IBM Plex Sans" w:eastAsia="IBM Plex Sans" w:hAnsi="IBM Plex Sans"/>
+          <w:b/>
+          <w:bCs/>
+          <w:sz w:val="21"/>
+          <w:szCs w:val="21"/>
+        </w:rPr>
+        <w:t xml:space="preserve">34</w:t>
+      </w:r>
+      <w:r>
+        <w:rPr>
+          <w:rFonts w:ascii="IBM Plex Sans" w:cs="IBM Plex Sans" w:eastAsia="IBM Plex Sans" w:hAnsi="IBM Plex Sans"/>
+          <w:sz w:val="21"/>
+          <w:szCs w:val="21"/>
+        </w:rPr>
+        <w:t xml:space="preserve"> Retroceder.</w:t>
+      </w:r>
+    </w:p>
+    <w:p>
+      <w:pPr>
+        <w:pStyle w:val="ListParagraph"/>
+        <w:numPr>
+          <w:ilvl w:val="0"/>
+          <w:numId w:val="17"/>
+        </w:numPr>
+        <w:spacing w:after="90" w:line="290"/>
+      </w:pPr>
+      <w:r>
+        <w:rPr>
+          <w:rFonts w:ascii="IBM Plex Sans" w:cs="IBM Plex Sans" w:eastAsia="IBM Plex Sans" w:hAnsi="IBM Plex Sans"/>
+          <w:sz w:val="21"/>
+          <w:szCs w:val="21"/>
+        </w:rPr>
+        <w:t xml:space="preserve">Bornera </w:t>
+      </w:r>
+      <w:r>
+        <w:rPr>
+          <w:rFonts w:ascii="IBM Plex Sans" w:cs="IBM Plex Sans" w:eastAsia="IBM Plex Sans" w:hAnsi="IBM Plex Sans"/>
+          <w:b/>
+          <w:bCs/>
+          <w:sz w:val="21"/>
+          <w:szCs w:val="21"/>
+        </w:rPr>
+        <w:t xml:space="preserve">B1</w:t>
+      </w:r>
+      <w:r>
+        <w:rPr>
+          <w:rFonts w:ascii="IBM Plex Sans" w:cs="IBM Plex Sans" w:eastAsia="IBM Plex Sans" w:hAnsi="IBM Plex Sans"/>
+          <w:sz w:val="21"/>
+          <w:szCs w:val="21"/>
+        </w:rPr>
+        <w:t xml:space="preserve"> doble por botón: un par para el cable de la botonera y otro para el cable que va a </w:t>
+      </w:r>
+      <w:r>
+        <w:rPr>
+          <w:rFonts w:ascii="IBM Plex Sans" w:cs="IBM Plex Sans" w:eastAsia="IBM Plex Sans" w:hAnsi="IBM Plex Sans"/>
+          <w:b/>
+          <w:bCs/>
+          <w:sz w:val="21"/>
+          <w:szCs w:val="21"/>
+        </w:rPr>
+        <w:t xml:space="preserve">NO y COM de su relé</w:t>
+      </w:r>
+      <w:r>
+        <w:rPr>
+          <w:rFonts w:ascii="IBM Plex Sans" w:cs="IBM Plex Sans" w:eastAsia="IBM Plex Sans" w:hAnsi="IBM Plex Sans"/>
+          <w:sz w:val="21"/>
+          <w:szCs w:val="21"/>
+        </w:rPr>
+        <w:t xml:space="preserve"> (plaqueta 3), los dos unidos en la plaqueta a las patas ~ del puente.</w:t>
+      </w:r>
+    </w:p>
+    <w:p>
+      <w:pPr>
+        <w:pStyle w:val="ListParagraph"/>
+        <w:numPr>
+          <w:ilvl w:val="0"/>
+          <w:numId w:val="17"/>
+        </w:numPr>
+        <w:spacing w:after="90" w:line="290"/>
+      </w:pPr>
+      <w:r>
+        <w:rPr>
+          <w:rFonts w:ascii="IBM Plex Sans" w:cs="IBM Plex Sans" w:eastAsia="IBM Plex Sans" w:hAnsi="IBM Plex Sans"/>
+          <w:sz w:val="21"/>
+          <w:szCs w:val="21"/>
+        </w:rPr>
+        <w:t xml:space="preserve">Conector </w:t>
+      </w:r>
+      <w:r>
+        <w:rPr>
+          <w:rFonts w:ascii="IBM Plex Sans" w:cs="IBM Plex Sans" w:eastAsia="IBM Plex Sans" w:hAnsi="IBM Plex Sans"/>
+          <w:b/>
+          <w:bCs/>
+          <w:sz w:val="21"/>
+          <w:szCs w:val="21"/>
+        </w:rPr>
+        <w:t xml:space="preserve">J4</w:t>
+      </w:r>
+      <w:r>
+        <w:rPr>
+          <w:rFonts w:ascii="IBM Plex Sans" w:cs="IBM Plex Sans" w:eastAsia="IBM Plex Sans" w:hAnsi="IBM Plex Sans"/>
+          <w:sz w:val="21"/>
+          <w:szCs w:val="21"/>
+        </w:rPr>
+        <w:t xml:space="preserve"> a la principal, 5 hilos: 3,3 V (del pin 3V3 del ESP32), GND y GPIO 32, 33 y 34.</w:t>
+      </w:r>
+    </w:p>
+    <w:p>
+      <w:pPr>
+        <w:pStyle w:val="ListParagraph"/>
+        <w:numPr>
+          <w:ilvl w:val="0"/>
+          <w:numId w:val="17"/>
+        </w:numPr>
+        <w:spacing w:after="90" w:line="290"/>
+      </w:pPr>
+      <w:r>
+        <w:rPr>
+          <w:rFonts w:ascii="IBM Plex Sans" w:cs="IBM Plex Sans" w:eastAsia="IBM Plex Sans" w:hAnsi="IBM Plex Sans"/>
+          <w:sz w:val="21"/>
+          <w:szCs w:val="21"/>
+        </w:rPr>
+        <w:t xml:space="preserve">Lo de 24 V (B1, puentes, capacitores, 2,2 kΩ y las patas 1 y 2 de cada PC817) de un lado, y lo del ESP32 (patas 3 y 4, las 10 kΩ y J4) del otro, </w:t>
+      </w:r>
+      <w:r>
+        <w:rPr>
+          <w:rFonts w:ascii="IBM Plex Sans" w:cs="IBM Plex Sans" w:eastAsia="IBM Plex Sans" w:hAnsi="IBM Plex Sans"/>
+          <w:b/>
+          <w:bCs/>
+          <w:sz w:val="21"/>
+          <w:szCs w:val="21"/>
+        </w:rPr>
+        <w:t xml:space="preserve">sin pistas por debajo de los PC817</w:t>
+      </w:r>
+      <w:r>
+        <w:rPr>
+          <w:rFonts w:ascii="IBM Plex Sans" w:cs="IBM Plex Sans" w:eastAsia="IBM Plex Sans" w:hAnsi="IBM Plex Sans"/>
+          <w:sz w:val="21"/>
+          <w:szCs w:val="21"/>
+        </w:rPr>
+        <w:t xml:space="preserve">. Marcar a mano el + de cada capacitor y la pata 1 de cada PC817 y puente: en la plaqueta impresa no sale la serigrafía. Un capacitor invertido puede quedar en corto, y un canal en corto es como dejar el botón apretado.</w:t>
+      </w:r>
+    </w:p>
+    <w:p>
+      <w:pPr>
+        <w:pStyle w:val="ListParagraph"/>
+        <w:numPr>
+          <w:ilvl w:val="0"/>
+          <w:numId w:val="17"/>
+        </w:numPr>
+        <w:spacing w:after="90" w:line="290"/>
+      </w:pPr>
+      <w:r>
+        <w:rPr>
+          <w:rFonts w:ascii="IBM Plex Sans" w:cs="IBM Plex Sans" w:eastAsia="IBM Plex Sans" w:hAnsi="IBM Plex Sans"/>
+          <w:sz w:val="21"/>
+          <w:szCs w:val="21"/>
+        </w:rPr>
+        <w:t xml:space="preserve">Sin alimentar, con el multímetro en continuidad: entre cualquier borne de B1 y cualquier pin de J4 </w:t>
+      </w:r>
+      <w:r>
+        <w:rPr>
+          <w:rFonts w:ascii="IBM Plex Sans" w:cs="IBM Plex Sans" w:eastAsia="IBM Plex Sans" w:hAnsi="IBM Plex Sans"/>
+          <w:b/>
+          <w:bCs/>
+          <w:sz w:val="21"/>
+          <w:szCs w:val="21"/>
+        </w:rPr>
+        <w:t xml:space="preserve">no tiene que pitar</w:t>
+      </w:r>
+      <w:r>
+        <w:rPr>
+          <w:rFonts w:ascii="IBM Plex Sans" w:cs="IBM Plex Sans" w:eastAsia="IBM Plex Sans" w:hAnsi="IBM Plex Sans"/>
+          <w:sz w:val="21"/>
+          <w:szCs w:val="21"/>
+        </w:rPr>
+        <w:t xml:space="preserve">.</w:t>
       </w:r>
     </w:p>
     <w:p>
@@ -2809,7 +3130,7 @@
         <w:keepNext/>
       </w:pPr>
       <w:r>
-        <w:t xml:space="preserve">4.3 Plaqueta 3 · Módulos de relé</w:t>
+        <w:t xml:space="preserve">4.4 Plaqueta 3 · Módulos de relé</w:t>
       </w:r>
     </w:p>
     <w:p>
@@ -2953,7 +3274,7 @@
           <w:sz w:val="21"/>
           <w:szCs w:val="21"/>
         </w:rPr>
-        <w:t xml:space="preserve"> de los tres relés quedan para la bornera B1. Todavía no se conectan al telar.</w:t>
+        <w:t xml:space="preserve"> de cada relé, al par de su bornera B1 en la plaqueta de sensado. La botonera todavía no se conecta.</w:t>
       </w:r>
     </w:p>
     <w:p>
@@ -2962,7 +3283,7 @@
         <w:keepNext/>
       </w:pPr>
       <w:r>
-        <w:t xml:space="preserve">4.4 Plaqueta 4 · Nivel 2 (cuando se arme)</w:t>
+        <w:t xml:space="preserve">4.5 Plaqueta 4 · Nivel 2 (cuando se arme)</w:t>
       </w:r>
     </w:p>
     <w:p>
@@ -3124,7 +3445,7 @@
           <w:sz w:val="21"/>
           <w:szCs w:val="21"/>
         </w:rPr>
-        <w:t xml:space="preserve"> a su par de B3 (rotular R1 a R4); las patas 3 y 5 libres. Canales: GPIO </w:t>
+        <w:t xml:space="preserve"> a su par de B3 (rotular canal 1 a 4); las patas 3 y 5 libres. Canales: GPIO </w:t>
       </w:r>
       <w:r>
         <w:rPr>
@@ -5283,7 +5604,78 @@
                 <w:sz w:val="19"/>
                 <w:szCs w:val="19"/>
               </w:rPr>
-              <w:t xml:space="preserve">El sensado vio un botón apretado a mano y se lo avisa al servidor.</w:t>
+              <w:t xml:space="preserve">El sensado vio un botón usado a mano (el aviso sale al soltarlo) y se lo avisa al servidor.</w:t>
+            </w:r>
+          </w:p>
+        </w:tc>
+      </w:tr>
+      <w:tr>
+        <w:trPr>
+          <w:cantSplit/>
+        </w:trPr>
+        <w:tc>
+          <w:tcPr>
+            <w:tcW w:type="dxa" w:w="3900"/>
+            <w:tcBorders>
+              <w:top w:val="single" w:color="CDD8E0" w:sz="4"/>
+              <w:left w:val="single" w:color="CDD8E0" w:sz="4"/>
+              <w:bottom w:val="single" w:color="CDD8E0" w:sz="4"/>
+              <w:right w:val="single" w:color="CDD8E0" w:sz="4"/>
+            </w:tcBorders>
+            <w:shd w:fill="F4F7FA" w:color="auto" w:val="clear"/>
+            <w:tcMar>
+              <w:top w:type="dxa" w:w="70"/>
+              <w:left w:type="dxa" w:w="110"/>
+              <w:bottom w:type="dxa" w:w="70"/>
+              <w:right w:type="dxa" w:w="110"/>
+            </w:tcMar>
+          </w:tcPr>
+          <w:p>
+            <w:pPr>
+              <w:keepNext w:val="false"/>
+              <w:keepLines/>
+              <w:spacing w:after="0" w:line="260"/>
+            </w:pPr>
+            <w:r>
+              <w:rPr>
+                <w:rFonts w:ascii="IBM Plex Sans" w:cs="IBM Plex Sans" w:eastAsia="IBM Plex Sans" w:hAnsi="IBM Plex Sans"/>
+                <w:sz w:val="19"/>
+                <w:szCs w:val="19"/>
+              </w:rPr>
+              <w:t xml:space="preserve">Botonera: N canales bajaron juntos…</w:t>
+            </w:r>
+          </w:p>
+        </w:tc>
+        <w:tc>
+          <w:tcPr>
+            <w:tcW w:type="dxa" w:w="5738"/>
+            <w:tcBorders>
+              <w:top w:val="single" w:color="CDD8E0" w:sz="4"/>
+              <w:left w:val="single" w:color="CDD8E0" w:sz="4"/>
+              <w:bottom w:val="single" w:color="CDD8E0" w:sz="4"/>
+              <w:right w:val="single" w:color="CDD8E0" w:sz="4"/>
+            </w:tcBorders>
+            <w:shd w:fill="F4F7FA" w:color="auto" w:val="clear"/>
+            <w:tcMar>
+              <w:top w:type="dxa" w:w="70"/>
+              <w:left w:type="dxa" w:w="110"/>
+              <w:bottom w:type="dxa" w:w="70"/>
+              <w:right w:type="dxa" w:w="110"/>
+            </w:tcMar>
+          </w:tcPr>
+          <w:p>
+            <w:pPr>
+              <w:keepNext w:val="false"/>
+              <w:keepLines/>
+              <w:spacing w:after="0" w:line="260"/>
+            </w:pPr>
+            <w:r>
+              <w:rPr>
+                <w:rFonts w:ascii="IBM Plex Sans" w:cs="IBM Plex Sans" w:eastAsia="IBM Plex Sans" w:hAnsi="IBM Plex Sans"/>
+                <w:sz w:val="19"/>
+                <w:szCs w:val="19"/>
+              </w:rPr>
+              <w:t xml:space="preserve">Se prendió el telar con el gabinete encendido, o volvió su tensión: no es un botón y no se avisa nada. Es normal.</w:t>
             </w:r>
           </w:p>
         </w:tc>
@@ -5318,7 +5710,7 @@
           <w:sz w:val="21"/>
           <w:szCs w:val="21"/>
         </w:rPr>
-        <w:t xml:space="preserve">Las plaquetas conectadas entre sí (J1, J2 y J3) y alimentadas con la fuente; el ESP32 con el firmware, ya sin el USB.</w:t>
+        <w:t xml:space="preserve">Las plaquetas conectadas entre sí (J1 a J4) y alimentadas con la fuente; el ESP32 con el firmware, ya sin el USB.</w:t>
       </w:r>
     </w:p>
     <w:p>
@@ -5444,7 +5836,7 @@
           <w:sz w:val="21"/>
           <w:szCs w:val="21"/>
         </w:rPr>
-        <w:t xml:space="preserve">Sensado: aplicar 24 V de alterna (o 12 a 24 V de continua) a la entrada de cada canal. El monitor serie dice «Botonera: alguien apretó …» y la web lo muestra (sección 10).</w:t>
+        <w:t xml:space="preserve">Sensado: aplicar 24 V de alterna (o de 12 a 24 V de continua) a la entrada de cada canal: el GPIO cae a 0 V y el monitor serie dice «Botonera: alguien apretó …», y la web lo muestra (sección 10). En el telar ese momento es cuando se suelta el botón: en reposo, el par NA tiene 24 V. Con la tensión aplicada a dos o tres canales a la vez, el monitor dice que bajaron juntos y no avisa nada.</w:t>
       </w:r>
     </w:p>
     <w:p>
@@ -5642,25 +6034,25 @@
           <w:sz w:val="21"/>
           <w:szCs w:val="21"/>
         </w:rPr>
-        <w:t xml:space="preserve">Del botón a la bornera </w:t>
-      </w:r>
-      <w:r>
-        <w:rPr>
-          <w:rFonts w:ascii="IBM Plex Sans" w:cs="IBM Plex Sans" w:eastAsia="IBM Plex Sans" w:hAnsi="IBM Plex Sans"/>
-          <w:b/>
-          <w:bCs/>
-          <w:sz w:val="21"/>
-          <w:szCs w:val="21"/>
-        </w:rPr>
-        <w:t xml:space="preserve">B1</w:t>
-      </w:r>
-      <w:r>
-        <w:rPr>
-          <w:rFonts w:ascii="IBM Plex Sans" w:cs="IBM Plex Sans" w:eastAsia="IBM Plex Sans" w:hAnsi="IBM Plex Sans"/>
-          <w:sz w:val="21"/>
-          <w:szCs w:val="21"/>
-        </w:rPr>
-        <w:t xml:space="preserve"> del gabinete, con el cable de 6 conductores (un par por botón), sin cortar ni soldar sobre los cables del telar. No correrlo pegado al cable del motor.</w:t>
+        <w:t xml:space="preserve">Encender el telar y, sin tejer, medir en alterna cada par NA: </w:t>
+      </w:r>
+      <w:r>
+        <w:rPr>
+          <w:rFonts w:ascii="IBM Plex Sans" w:cs="IBM Plex Sans" w:eastAsia="IBM Plex Sans" w:hAnsi="IBM Plex Sans"/>
+          <w:b/>
+          <w:bCs/>
+          <w:sz w:val="21"/>
+          <w:szCs w:val="21"/>
+        </w:rPr>
+        <w:t xml:space="preserve">unos 24 V sin apretar y 0 V apretando</w:t>
+      </w:r>
+      <w:r>
+        <w:rPr>
+          <w:rFonts w:ascii="IBM Plex Sans" w:cs="IBM Plex Sans" w:eastAsia="IBM Plex Sans" w:hAnsi="IBM Plex Sans"/>
+          <w:sz w:val="21"/>
+          <w:szCs w:val="21"/>
+        </w:rPr>
+        <w:t xml:space="preserve">. Si da 0 V sin apretar, ese no es el par NA: no conectarlo. Apagar y desenchufar el telar.</w:t>
       </w:r>
     </w:p>
     <w:p>
@@ -5678,43 +6070,25 @@
           <w:sz w:val="21"/>
           <w:szCs w:val="21"/>
         </w:rPr>
-        <w:t xml:space="preserve">En B1, cada par va a </w:t>
-      </w:r>
-      <w:r>
-        <w:rPr>
-          <w:rFonts w:ascii="IBM Plex Sans" w:cs="IBM Plex Sans" w:eastAsia="IBM Plex Sans" w:hAnsi="IBM Plex Sans"/>
-          <w:b/>
-          <w:bCs/>
-          <w:sz w:val="21"/>
-          <w:szCs w:val="21"/>
-        </w:rPr>
-        <w:t xml:space="preserve">NO y COM de su relé</w:t>
-      </w:r>
-      <w:r>
-        <w:rPr>
-          <w:rFonts w:ascii="IBM Plex Sans" w:cs="IBM Plex Sans" w:eastAsia="IBM Plex Sans" w:hAnsi="IBM Plex Sans"/>
-          <w:sz w:val="21"/>
-          <w:szCs w:val="21"/>
-        </w:rPr>
-        <w:t xml:space="preserve"> (en paralelo con el botón) y a la </w:t>
-      </w:r>
-      <w:r>
-        <w:rPr>
-          <w:rFonts w:ascii="IBM Plex Sans" w:cs="IBM Plex Sans" w:eastAsia="IBM Plex Sans" w:hAnsi="IBM Plex Sans"/>
-          <w:b/>
-          <w:bCs/>
-          <w:sz w:val="21"/>
-          <w:szCs w:val="21"/>
-        </w:rPr>
-        <w:t xml:space="preserve">entrada de su canal de sensado</w:t>
-      </w:r>
-      <w:r>
-        <w:rPr>
-          <w:rFonts w:ascii="IBM Plex Sans" w:cs="IBM Plex Sans" w:eastAsia="IBM Plex Sans" w:hAnsi="IBM Plex Sans"/>
-          <w:sz w:val="21"/>
-          <w:szCs w:val="21"/>
-        </w:rPr>
-        <w:t xml:space="preserve"> (las patas ~ del puente).</w:t>
+        <w:t xml:space="preserve">Del botón a la bornera </w:t>
+      </w:r>
+      <w:r>
+        <w:rPr>
+          <w:rFonts w:ascii="IBM Plex Sans" w:cs="IBM Plex Sans" w:eastAsia="IBM Plex Sans" w:hAnsi="IBM Plex Sans"/>
+          <w:b/>
+          <w:bCs/>
+          <w:sz w:val="21"/>
+          <w:szCs w:val="21"/>
+        </w:rPr>
+        <w:t xml:space="preserve">B1</w:t>
+      </w:r>
+      <w:r>
+        <w:rPr>
+          <w:rFonts w:ascii="IBM Plex Sans" w:cs="IBM Plex Sans" w:eastAsia="IBM Plex Sans" w:hAnsi="IBM Plex Sans"/>
+          <w:sz w:val="21"/>
+          <w:szCs w:val="21"/>
+        </w:rPr>
+        <w:t xml:space="preserve"> del gabinete, con el cable de 6 conductores (un par por botón), sin cortar ni soldar sobre los cables del telar. No correrlo pegado al cable del motor.</w:t>
       </w:r>
     </w:p>
     <w:p>
@@ -5732,25 +6106,43 @@
           <w:sz w:val="21"/>
           <w:szCs w:val="21"/>
         </w:rPr>
-        <w:t xml:space="preserve">Antes de encender el gabinete, encender el telar y comprobar que </w:t>
-      </w:r>
-      <w:r>
-        <w:rPr>
-          <w:rFonts w:ascii="IBM Plex Sans" w:cs="IBM Plex Sans" w:eastAsia="IBM Plex Sans" w:hAnsi="IBM Plex Sans"/>
-          <w:b/>
-          <w:bCs/>
-          <w:sz w:val="21"/>
-          <w:szCs w:val="21"/>
-        </w:rPr>
-        <w:t xml:space="preserve">la botonera a mano funciona igual que siempre</w:t>
-      </w:r>
-      <w:r>
-        <w:rPr>
-          <w:rFonts w:ascii="IBM Plex Sans" w:cs="IBM Plex Sans" w:eastAsia="IBM Plex Sans" w:hAnsi="IBM Plex Sans"/>
-          <w:sz w:val="21"/>
-          <w:szCs w:val="21"/>
-        </w:rPr>
-        <w:t xml:space="preserve">.</w:t>
+        <w:t xml:space="preserve">En la plaqueta de sensado, cada bornera B1 lleva el par de su botón a </w:t>
+      </w:r>
+      <w:r>
+        <w:rPr>
+          <w:rFonts w:ascii="IBM Plex Sans" w:cs="IBM Plex Sans" w:eastAsia="IBM Plex Sans" w:hAnsi="IBM Plex Sans"/>
+          <w:b/>
+          <w:bCs/>
+          <w:sz w:val="21"/>
+          <w:szCs w:val="21"/>
+        </w:rPr>
+        <w:t xml:space="preserve">NO y COM de su relé</w:t>
+      </w:r>
+      <w:r>
+        <w:rPr>
+          <w:rFonts w:ascii="IBM Plex Sans" w:cs="IBM Plex Sans" w:eastAsia="IBM Plex Sans" w:hAnsi="IBM Plex Sans"/>
+          <w:sz w:val="21"/>
+          <w:szCs w:val="21"/>
+        </w:rPr>
+        <w:t xml:space="preserve"> (en paralelo con el botón), por su otro par, y a la </w:t>
+      </w:r>
+      <w:r>
+        <w:rPr>
+          <w:rFonts w:ascii="IBM Plex Sans" w:cs="IBM Plex Sans" w:eastAsia="IBM Plex Sans" w:hAnsi="IBM Plex Sans"/>
+          <w:b/>
+          <w:bCs/>
+          <w:sz w:val="21"/>
+          <w:szCs w:val="21"/>
+        </w:rPr>
+        <w:t xml:space="preserve">entrada de su canal de sensado</w:t>
+      </w:r>
+      <w:r>
+        <w:rPr>
+          <w:rFonts w:ascii="IBM Plex Sans" w:cs="IBM Plex Sans" w:eastAsia="IBM Plex Sans" w:hAnsi="IBM Plex Sans"/>
+          <w:sz w:val="21"/>
+          <w:szCs w:val="21"/>
+        </w:rPr>
+        <w:t xml:space="preserve"> (las patas ~ del puente).</w:t>
       </w:r>
     </w:p>
     <w:p>
@@ -5768,7 +6160,25 @@
           <w:sz w:val="21"/>
           <w:szCs w:val="21"/>
         </w:rPr>
-        <w:t xml:space="preserve">Encender el gabinete. Desde la web: ▶ arranca la máquina, ⏸ la pausa y ⏪ la hace retroceder una pasada. Con alguien al lado de la parada de emergencia.</w:t>
+        <w:t xml:space="preserve">Antes de encender el gabinete, encender el telar y comprobar que </w:t>
+      </w:r>
+      <w:r>
+        <w:rPr>
+          <w:rFonts w:ascii="IBM Plex Sans" w:cs="IBM Plex Sans" w:eastAsia="IBM Plex Sans" w:hAnsi="IBM Plex Sans"/>
+          <w:b/>
+          <w:bCs/>
+          <w:sz w:val="21"/>
+          <w:szCs w:val="21"/>
+        </w:rPr>
+        <w:t xml:space="preserve">la botonera a mano funciona igual que siempre</w:t>
+      </w:r>
+      <w:r>
+        <w:rPr>
+          <w:rFonts w:ascii="IBM Plex Sans" w:cs="IBM Plex Sans" w:eastAsia="IBM Plex Sans" w:hAnsi="IBM Plex Sans"/>
+          <w:sz w:val="21"/>
+          <w:szCs w:val="21"/>
+        </w:rPr>
+        <w:t xml:space="preserve">.</w:t>
       </w:r>
     </w:p>
     <w:p>
@@ -5786,7 +6196,25 @@
           <w:sz w:val="21"/>
           <w:szCs w:val="21"/>
         </w:rPr>
-        <w:t xml:space="preserve">Apretar los botones a mano: la web lo refleja (sección 10).</w:t>
+        <w:t xml:space="preserve">Encender el gabinete. Desde la web: ▶ arranca la máquina, ⏸ la pausa y ⏪ la hace retroceder una pasada. Con alguien al lado de la parada de emergencia.</w:t>
+      </w:r>
+    </w:p>
+    <w:p>
+      <w:pPr>
+        <w:pStyle w:val="ListParagraph"/>
+        <w:numPr>
+          <w:ilvl w:val="0"/>
+          <w:numId w:val="11"/>
+        </w:numPr>
+        <w:spacing w:after="90" w:line="290"/>
+      </w:pPr>
+      <w:r>
+        <w:rPr>
+          <w:rFonts w:ascii="IBM Plex Sans" w:cs="IBM Plex Sans" w:eastAsia="IBM Plex Sans" w:hAnsi="IBM Plex Sans"/>
+          <w:sz w:val="21"/>
+          <w:szCs w:val="21"/>
+        </w:rPr>
+        <w:t xml:space="preserve">Apretar los botones a mano, al menos medio segundo cada uno: al soltarlos, la web lo refleja (sección 10).</w:t>
       </w:r>
     </w:p>
     <w:p>
@@ -6295,7 +6723,7 @@
           <w:sz w:val="21"/>
           <w:szCs w:val="21"/>
         </w:rPr>
-        <w:t xml:space="preserve">: canal 1 = GPIO 18 = lector y bobina 1; canal 2 = GPIO 19; canal 3 = GPIO 21; canal 4 = GPIO 22. El orden tiene que coincidir con las columnas del dibujo (B1 a B4).</w:t>
+        <w:t xml:space="preserve">: canal 1 = GPIO 18 = lector y bobina 1; canal 2 = GPIO 19; canal 3 = GPIO 21; canal 4 = GPIO 22. El orden tiene que coincidir con las columnas del dibujo (bobinas 1 a 4).</w:t>
       </w:r>
     </w:p>
     <w:p>
@@ -6561,7 +6989,7 @@
           <w:sz w:val="21"/>
           <w:szCs w:val="21"/>
         </w:rPr>
-        <w:t xml:space="preserve">Enchufar el gabinete. El LED azul del ESP32 se enciende cuando se conecta a la red.</w:t>
+        <w:t xml:space="preserve">Enchufar el gabinete. El LED azul del ESP32 se enciende cuando se conecta a la red. Da lo mismo si el telar ya está prendido o se prende después: al prenderse el telar, los tres canales de la botonera bajan juntos y el ESP32 lo descarta, porque no es un botón.</w:t>
       </w:r>
     </w:p>
     <w:p>
@@ -6738,7 +7166,7 @@
           <w:sz w:val="21"/>
           <w:szCs w:val="21"/>
         </w:rPr>
-        <w:t xml:space="preserve"> El sensado de la botonera avisa al servidor en el momento, y la web lo muestra en pocos segundos (consulta el estado cada 4 s):</w:t>
+        <w:t xml:space="preserve"> El sensado de la botonera avisa al servidor cuando se suelta el botón, y la web lo muestra en pocos segundos (consulta el estado cada 4 s). Un toque muy corto, de menos de un cuarto de segundo, puede no registrarse:</w:t>
       </w:r>
     </w:p>
     <w:tbl>
@@ -7730,7 +8158,78 @@
                 <w:sz w:val="19"/>
                 <w:szCs w:val="19"/>
               </w:rPr>
-              <w:t xml:space="preserve">El canal de sensado (con 24 V en la entrada, el GPIO cae a 0 V) y la red del ESP32.</w:t>
+              <w:t xml:space="preserve">Que se haya mantenido apretado al menos un cuarto de segundo; el canal de sensado (con el telar encendido y sin tocar nada, el GPIO da 0 V) y la red del ESP32.</w:t>
+            </w:r>
+          </w:p>
+        </w:tc>
+      </w:tr>
+      <w:tr>
+        <w:trPr>
+          <w:cantSplit/>
+        </w:trPr>
+        <w:tc>
+          <w:tcPr>
+            <w:tcW w:type="dxa" w:w="3600"/>
+            <w:tcBorders>
+              <w:top w:val="single" w:color="CDD8E0" w:sz="4"/>
+              <w:left w:val="single" w:color="CDD8E0" w:sz="4"/>
+              <w:bottom w:val="single" w:color="CDD8E0" w:sz="4"/>
+              <w:right w:val="single" w:color="CDD8E0" w:sz="4"/>
+            </w:tcBorders>
+            <w:shd w:fill="F4F7FA" w:color="auto" w:val="clear"/>
+            <w:tcMar>
+              <w:top w:type="dxa" w:w="70"/>
+              <w:left w:type="dxa" w:w="110"/>
+              <w:bottom w:type="dxa" w:w="70"/>
+              <w:right w:type="dxa" w:w="110"/>
+            </w:tcMar>
+          </w:tcPr>
+          <w:p>
+            <w:pPr>
+              <w:keepNext w:val="false"/>
+              <w:keepLines/>
+              <w:spacing w:after="0" w:line="260"/>
+            </w:pPr>
+            <w:r>
+              <w:rPr>
+                <w:rFonts w:ascii="IBM Plex Sans" w:cs="IBM Plex Sans" w:eastAsia="IBM Plex Sans" w:hAnsi="IBM Plex Sans"/>
+                <w:sz w:val="19"/>
+                <w:szCs w:val="19"/>
+              </w:rPr>
+              <w:t xml:space="preserve">Avisos de la botonera sin que nadie apriete nada</w:t>
+            </w:r>
+          </w:p>
+        </w:tc>
+        <w:tc>
+          <w:tcPr>
+            <w:tcW w:type="dxa" w:w="6038"/>
+            <w:tcBorders>
+              <w:top w:val="single" w:color="CDD8E0" w:sz="4"/>
+              <w:left w:val="single" w:color="CDD8E0" w:sz="4"/>
+              <w:bottom w:val="single" w:color="CDD8E0" w:sz="4"/>
+              <w:right w:val="single" w:color="CDD8E0" w:sz="4"/>
+            </w:tcBorders>
+            <w:shd w:fill="F4F7FA" w:color="auto" w:val="clear"/>
+            <w:tcMar>
+              <w:top w:type="dxa" w:w="70"/>
+              <w:left w:type="dxa" w:w="110"/>
+              <w:bottom w:type="dxa" w:w="70"/>
+              <w:right w:type="dxa" w:w="110"/>
+            </w:tcMar>
+          </w:tcPr>
+          <w:p>
+            <w:pPr>
+              <w:keepNext w:val="false"/>
+              <w:keepLines/>
+              <w:spacing w:after="0" w:line="260"/>
+            </w:pPr>
+            <w:r>
+              <w:rPr>
+                <w:rFonts w:ascii="IBM Plex Sans" w:cs="IBM Plex Sans" w:eastAsia="IBM Plex Sans" w:hAnsi="IBM Plex Sans"/>
+                <w:sz w:val="19"/>
+                <w:szCs w:val="19"/>
+              </w:rPr>
+              <w:t xml:space="preserve">Falta el capacitor de 22 µF de ese canal o está invertido.</w:t>
             </w:r>
           </w:p>
         </w:tc>
@@ -9390,6 +9889,12 @@
   </w:num>
   <w:num w:numId="16">
     <w:abstractNumId w:val="16"/>
+    <w:lvlOverride w:ilvl="0">
+      <w:startOverride w:val="1"/>
+    </w:lvlOverride>
+  </w:num>
+  <w:num w:numId="17">
+    <w:abstractNumId w:val="4"/>
     <w:lvlOverride w:ilvl="0">
       <w:startOverride w:val="1"/>
     </w:lvlOverride>

--- a/documentacion_proyecto/Guia_Conexion_y_Puesta_en_Marcha.docx
+++ b/documentacion_proyecto/Guia_Conexion_y_Puesta_en_Marcha.docx
@@ -348,25 +348,25 @@
           <w:sz w:val="21"/>
           <w:szCs w:val="21"/>
         </w:rPr>
-        <w:t xml:space="preserve">En toda prueba con la máquina, alguien al lado de la </w:t>
-      </w:r>
-      <w:r>
-        <w:rPr>
-          <w:rFonts w:ascii="IBM Plex Sans" w:cs="IBM Plex Sans" w:eastAsia="IBM Plex Sans" w:hAnsi="IBM Plex Sans"/>
-          <w:b/>
-          <w:bCs/>
-          <w:sz w:val="21"/>
-          <w:szCs w:val="21"/>
-        </w:rPr>
-        <w:t xml:space="preserve">parada de emergencia</w:t>
-      </w:r>
-      <w:r>
-        <w:rPr>
-          <w:rFonts w:ascii="IBM Plex Sans" w:cs="IBM Plex Sans" w:eastAsia="IBM Plex Sans" w:hAnsi="IBM Plex Sans"/>
-          <w:sz w:val="21"/>
-          <w:szCs w:val="21"/>
-        </w:rPr>
-        <w:t xml:space="preserve"> del telar.</w:t>
+        <w:t xml:space="preserve">En toda prueba con la máquina, alguien al lado del </w:t>
+      </w:r>
+      <w:r>
+        <w:rPr>
+          <w:rFonts w:ascii="IBM Plex Sans" w:cs="IBM Plex Sans" w:eastAsia="IBM Plex Sans" w:hAnsi="IBM Plex Sans"/>
+          <w:b/>
+          <w:bCs/>
+          <w:sz w:val="21"/>
+          <w:szCs w:val="21"/>
+        </w:rPr>
+        <w:t xml:space="preserve">botón Stop</w:t>
+      </w:r>
+      <w:r>
+        <w:rPr>
+          <w:rFonts w:ascii="IBM Plex Sans" w:cs="IBM Plex Sans" w:eastAsia="IBM Plex Sans" w:hAnsi="IBM Plex Sans"/>
+          <w:sz w:val="21"/>
+          <w:szCs w:val="21"/>
+        </w:rPr>
+        <w:t xml:space="preserve"> del telar (la máquina no tiene una parada de emergencia aparte).</w:t>
       </w:r>
     </w:p>
     <w:p>
@@ -6196,7 +6196,7 @@
           <w:sz w:val="21"/>
           <w:szCs w:val="21"/>
         </w:rPr>
-        <w:t xml:space="preserve">Encender el gabinete. Desde la web: ▶ arranca la máquina, ⏸ la pausa y ⏪ la hace retroceder una pasada. Con alguien al lado de la parada de emergencia.</w:t>
+        <w:t xml:space="preserve">Encender el gabinete. Desde la web: ▶ arranca la máquina, ⏸ la pausa y ⏪ la hace retroceder una pasada. Con alguien al lado del botón Stop del telar.</w:t>
       </w:r>
     </w:p>
     <w:p>

--- a/documentacion_proyecto/Guia_Conexion_y_Puesta_en_Marcha.docx
+++ b/documentacion_proyecto/Guia_Conexion_y_Puesta_en_Marcha.docx
@@ -5923,7 +5923,24 @@
           <w:sz w:val="21"/>
           <w:szCs w:val="21"/>
         </w:rPr>
-        <w:t xml:space="preserve">.</w:t>
+        <w:t xml:space="preserve">, y </w:t>
+      </w:r>
+      <w:r>
+        <w:rPr>
+          <w:rFonts w:ascii="IBM Plex Mono" w:cs="IBM Plex Mono" w:eastAsia="IBM Plex Mono" w:hAnsi="IBM Plex Mono"/>
+          <w:color w:val="2B4C6F"/>
+          <w:sz w:val="19"/>
+          <w:szCs w:val="19"/>
+        </w:rPr>
+        <w:t xml:space="preserve">NIVEL2_INSTALADO</w:t>
+      </w:r>
+      <w:r>
+        <w:rPr>
+          <w:rFonts w:ascii="IBM Plex Sans" w:cs="IBM Plex Sans" w:eastAsia="IBM Plex Sans" w:hAnsi="IBM Plex Sans"/>
+          <w:sz w:val="21"/>
+          <w:szCs w:val="21"/>
+        </w:rPr>
+        <w:t xml:space="preserve"> también, hasta conectar el sensor (sección 9).</w:t>
       </w:r>
     </w:p>
     <w:p>

--- a/documentacion_proyecto/Guia_Conexion_y_Puesta_en_Marcha.docx
+++ b/documentacion_proyecto/Guia_Conexion_y_Puesta_en_Marcha.docx
@@ -4203,6 +4203,24 @@
           <w:szCs w:val="21"/>
         </w:rPr>
         <w:t xml:space="preserve"> (operario). «Continuar sin iniciar sesión» entra como invitado: mira, pero no comanda el telar.</w:t>
+      </w:r>
+    </w:p>
+    <w:p>
+      <w:pPr>
+        <w:pStyle w:val="ListParagraph"/>
+        <w:numPr>
+          <w:ilvl w:val="0"/>
+          <w:numId w:val="8"/>
+        </w:numPr>
+        <w:spacing w:after="90" w:line="290"/>
+      </w:pPr>
+      <w:r>
+        <w:rPr>
+          <w:rFonts w:ascii="IBM Plex Sans" w:cs="IBM Plex Sans" w:eastAsia="IBM Plex Sans" w:hAnsi="IBM Plex Sans"/>
+          <w:sz w:val="21"/>
+          <w:szCs w:val="21"/>
+        </w:rPr>
+        <w:t xml:space="preserve">Para las primeras pruebas con la máquina se puede apagar «Control desde la página», en la barra de estado del editor: en solo sensado la página no acciona los relés y se ve igual todo lo que sensa el ESP32. Se vuelve a prender con el mismo interruptor.</w:t>
       </w:r>
     </w:p>
     <w:p>

--- a/documentacion_proyecto/Guia_Conexion_y_Puesta_en_Marcha.docx
+++ b/documentacion_proyecto/Guia_Conexion_y_Puesta_en_Marcha.docx
@@ -5782,7 +5782,7 @@
           <w:sz w:val="21"/>
           <w:szCs w:val="21"/>
         </w:rPr>
-        <w:t xml:space="preserve">En la web, abrir un dibujo y tocar </w:t>
+        <w:t xml:space="preserve">En la web, con «Control desde la página» prendido, abrir un dibujo y tocar </w:t>
       </w:r>
       <w:r>
         <w:rPr>
@@ -6231,7 +6231,7 @@
           <w:sz w:val="21"/>
           <w:szCs w:val="21"/>
         </w:rPr>
-        <w:t xml:space="preserve">Encender el gabinete. Desde la web: ▶ arranca la máquina, ⏸ la pausa y ⏪ la hace retroceder una pasada. Con alguien al lado del botón Stop del telar.</w:t>
+        <w:t xml:space="preserve">Encender el gabinete. Desde la web, con «Control desde la página» prendido: ▶ arranca la máquina, ⏸ la pausa y ⏪ la hace retroceder una pasada. Con alguien al lado del botón Stop del telar.</w:t>
       </w:r>
     </w:p>
     <w:p>

--- a/documentacion_proyecto/Guia_Conexion_y_Puesta_en_Marcha.docx
+++ b/documentacion_proyecto/Guia_Conexion_y_Puesta_en_Marcha.docx
@@ -6560,7 +6560,7 @@
           <w:sz w:val="21"/>
           <w:szCs w:val="21"/>
         </w:rPr>
-        <w:t xml:space="preserve">).</w:t>
+        <w:t xml:space="preserve">). En el C 201 la alimentación dio entre 15 y 30 V (17/10/2026).</w:t>
       </w:r>
     </w:p>
     <w:p>
@@ -6650,7 +6650,7 @@
           <w:sz w:val="21"/>
           <w:szCs w:val="21"/>
         </w:rPr>
-        <w:t xml:space="preserve"> (220 Ω 2 W hasta 15 V; 470 Ω 3 W de 15 a 30 V) → hilo a la </w:t>
+        <w:t xml:space="preserve"> (220 Ω 2 W hasta 15 V; 470 Ω 3 W de 15 a 30 V, la del C 201) → hilo a la </w:t>
       </w:r>
       <w:r>
         <w:rPr>

--- a/documentacion_proyecto/Guia_Conexion_y_Puesta_en_Marcha.docx
+++ b/documentacion_proyecto/Guia_Conexion_y_Puesta_en_Marcha.docx
@@ -4,6 +4,7 @@
   <w:body>
     <w:p>
       <w:pPr>
+        <w:keepNext/>
         <w:spacing w:after="60"/>
       </w:pPr>
       <w:r>

--- a/documentacion_proyecto/Guia_Conexion_y_Puesta_en_Marcha.docx
+++ b/documentacion_proyecto/Guia_Conexion_y_Puesta_en_Marcha.docx
@@ -1039,9 +1039,9 @@
         </w:tblBorders>
       </w:tblPr>
       <w:tblGrid>
-        <w:gridCol w:w="900"/>
-        <w:gridCol w:w="3100"/>
-        <w:gridCol w:w="3638"/>
+        <w:gridCol w:w="1200"/>
+        <w:gridCol w:w="2950"/>
+        <w:gridCol w:w="3488"/>
         <w:gridCol w:w="2000"/>
       </w:tblGrid>
       <w:tr>
@@ -1051,7 +1051,7 @@
         </w:trPr>
         <w:tc>
           <w:tcPr>
-            <w:tcW w:type="dxa" w:w="900"/>
+            <w:tcW w:type="dxa" w:w="1200"/>
             <w:tcBorders>
               <w:top w:val="single" w:color="CDD8E0" w:sz="4"/>
               <w:left w:val="single" w:color="CDD8E0" w:sz="4"/>
@@ -1087,7 +1087,7 @@
         </w:tc>
         <w:tc>
           <w:tcPr>
-            <w:tcW w:type="dxa" w:w="3100"/>
+            <w:tcW w:type="dxa" w:w="2950"/>
             <w:tcBorders>
               <w:top w:val="single" w:color="CDD8E0" w:sz="4"/>
               <w:left w:val="single" w:color="CDD8E0" w:sz="4"/>
@@ -1123,7 +1123,7 @@
         </w:tc>
         <w:tc>
           <w:tcPr>
-            <w:tcW w:type="dxa" w:w="3638"/>
+            <w:tcW w:type="dxa" w:w="3488"/>
             <w:tcBorders>
               <w:top w:val="single" w:color="CDD8E0" w:sz="4"/>
               <w:left w:val="single" w:color="CDD8E0" w:sz="4"/>
@@ -1200,7 +1200,7 @@
         </w:trPr>
         <w:tc>
           <w:tcPr>
-            <w:tcW w:type="dxa" w:w="900"/>
+            <w:tcW w:type="dxa" w:w="1200"/>
             <w:tcBorders>
               <w:top w:val="single" w:color="CDD8E0" w:sz="4"/>
               <w:left w:val="single" w:color="CDD8E0" w:sz="4"/>
@@ -1233,7 +1233,7 @@
         </w:tc>
         <w:tc>
           <w:tcPr>
-            <w:tcW w:type="dxa" w:w="3100"/>
+            <w:tcW w:type="dxa" w:w="2950"/>
             <w:tcBorders>
               <w:top w:val="single" w:color="CDD8E0" w:sz="4"/>
               <w:left w:val="single" w:color="CDD8E0" w:sz="4"/>
@@ -1266,7 +1266,7 @@
         </w:tc>
         <w:tc>
           <w:tcPr>
-            <w:tcW w:type="dxa" w:w="3638"/>
+            <w:tcW w:type="dxa" w:w="3488"/>
             <w:tcBorders>
               <w:top w:val="single" w:color="CDD8E0" w:sz="4"/>
               <w:left w:val="single" w:color="CDD8E0" w:sz="4"/>
@@ -1337,7 +1337,7 @@
         </w:trPr>
         <w:tc>
           <w:tcPr>
-            <w:tcW w:type="dxa" w:w="900"/>
+            <w:tcW w:type="dxa" w:w="1200"/>
             <w:tcBorders>
               <w:top w:val="single" w:color="CDD8E0" w:sz="4"/>
               <w:left w:val="single" w:color="CDD8E0" w:sz="4"/>
@@ -1370,7 +1370,7 @@
         </w:tc>
         <w:tc>
           <w:tcPr>
-            <w:tcW w:type="dxa" w:w="3100"/>
+            <w:tcW w:type="dxa" w:w="2950"/>
             <w:tcBorders>
               <w:top w:val="single" w:color="CDD8E0" w:sz="4"/>
               <w:left w:val="single" w:color="CDD8E0" w:sz="4"/>
@@ -1403,7 +1403,7 @@
         </w:tc>
         <w:tc>
           <w:tcPr>
-            <w:tcW w:type="dxa" w:w="3638"/>
+            <w:tcW w:type="dxa" w:w="3488"/>
             <w:tcBorders>
               <w:top w:val="single" w:color="CDD8E0" w:sz="4"/>
               <w:left w:val="single" w:color="CDD8E0" w:sz="4"/>
@@ -1474,7 +1474,7 @@
         </w:trPr>
         <w:tc>
           <w:tcPr>
-            <w:tcW w:type="dxa" w:w="900"/>
+            <w:tcW w:type="dxa" w:w="1200"/>
             <w:tcBorders>
               <w:top w:val="single" w:color="CDD8E0" w:sz="4"/>
               <w:left w:val="single" w:color="CDD8E0" w:sz="4"/>
@@ -1507,7 +1507,7 @@
         </w:tc>
         <w:tc>
           <w:tcPr>
-            <w:tcW w:type="dxa" w:w="3100"/>
+            <w:tcW w:type="dxa" w:w="2950"/>
             <w:tcBorders>
               <w:top w:val="single" w:color="CDD8E0" w:sz="4"/>
               <w:left w:val="single" w:color="CDD8E0" w:sz="4"/>
@@ -1540,7 +1540,7 @@
         </w:tc>
         <w:tc>
           <w:tcPr>
-            <w:tcW w:type="dxa" w:w="3638"/>
+            <w:tcW w:type="dxa" w:w="3488"/>
             <w:tcBorders>
               <w:top w:val="single" w:color="CDD8E0" w:sz="4"/>
               <w:left w:val="single" w:color="CDD8E0" w:sz="4"/>
@@ -1611,7 +1611,7 @@
         </w:trPr>
         <w:tc>
           <w:tcPr>
-            <w:tcW w:type="dxa" w:w="900"/>
+            <w:tcW w:type="dxa" w:w="1200"/>
             <w:tcBorders>
               <w:top w:val="single" w:color="CDD8E0" w:sz="4"/>
               <w:left w:val="single" w:color="CDD8E0" w:sz="4"/>
@@ -1644,7 +1644,7 @@
         </w:tc>
         <w:tc>
           <w:tcPr>
-            <w:tcW w:type="dxa" w:w="3100"/>
+            <w:tcW w:type="dxa" w:w="2950"/>
             <w:tcBorders>
               <w:top w:val="single" w:color="CDD8E0" w:sz="4"/>
               <w:left w:val="single" w:color="CDD8E0" w:sz="4"/>
@@ -1677,7 +1677,7 @@
         </w:tc>
         <w:tc>
           <w:tcPr>
-            <w:tcW w:type="dxa" w:w="3638"/>
+            <w:tcW w:type="dxa" w:w="3488"/>
             <w:tcBorders>
               <w:top w:val="single" w:color="CDD8E0" w:sz="4"/>
               <w:left w:val="single" w:color="CDD8E0" w:sz="4"/>
@@ -1748,7 +1748,7 @@
         </w:trPr>
         <w:tc>
           <w:tcPr>
-            <w:tcW w:type="dxa" w:w="900"/>
+            <w:tcW w:type="dxa" w:w="1200"/>
             <w:tcBorders>
               <w:top w:val="single" w:color="CDD8E0" w:sz="4"/>
               <w:left w:val="single" w:color="CDD8E0" w:sz="4"/>
@@ -1781,7 +1781,7 @@
         </w:tc>
         <w:tc>
           <w:tcPr>
-            <w:tcW w:type="dxa" w:w="3100"/>
+            <w:tcW w:type="dxa" w:w="2950"/>
             <w:tcBorders>
               <w:top w:val="single" w:color="CDD8E0" w:sz="4"/>
               <w:left w:val="single" w:color="CDD8E0" w:sz="4"/>
@@ -1814,7 +1814,7 @@
         </w:tc>
         <w:tc>
           <w:tcPr>
-            <w:tcW w:type="dxa" w:w="3638"/>
+            <w:tcW w:type="dxa" w:w="3488"/>
             <w:tcBorders>
               <w:top w:val="single" w:color="CDD8E0" w:sz="4"/>
               <w:left w:val="single" w:color="CDD8E0" w:sz="4"/>
@@ -1885,7 +1885,7 @@
         </w:trPr>
         <w:tc>
           <w:tcPr>
-            <w:tcW w:type="dxa" w:w="900"/>
+            <w:tcW w:type="dxa" w:w="1200"/>
             <w:tcBorders>
               <w:top w:val="single" w:color="CDD8E0" w:sz="4"/>
               <w:left w:val="single" w:color="CDD8E0" w:sz="4"/>
@@ -1918,7 +1918,7 @@
         </w:tc>
         <w:tc>
           <w:tcPr>
-            <w:tcW w:type="dxa" w:w="3100"/>
+            <w:tcW w:type="dxa" w:w="2950"/>
             <w:tcBorders>
               <w:top w:val="single" w:color="CDD8E0" w:sz="4"/>
               <w:left w:val="single" w:color="CDD8E0" w:sz="4"/>
@@ -1951,7 +1951,7 @@
         </w:tc>
         <w:tc>
           <w:tcPr>
-            <w:tcW w:type="dxa" w:w="3638"/>
+            <w:tcW w:type="dxa" w:w="3488"/>
             <w:tcBorders>
               <w:top w:val="single" w:color="CDD8E0" w:sz="4"/>
               <w:left w:val="single" w:color="CDD8E0" w:sz="4"/>
@@ -2022,7 +2022,7 @@
         </w:trPr>
         <w:tc>
           <w:tcPr>
-            <w:tcW w:type="dxa" w:w="900"/>
+            <w:tcW w:type="dxa" w:w="1200"/>
             <w:tcBorders>
               <w:top w:val="single" w:color="CDD8E0" w:sz="4"/>
               <w:left w:val="single" w:color="CDD8E0" w:sz="4"/>
@@ -2055,7 +2055,7 @@
         </w:tc>
         <w:tc>
           <w:tcPr>
-            <w:tcW w:type="dxa" w:w="3100"/>
+            <w:tcW w:type="dxa" w:w="2950"/>
             <w:tcBorders>
               <w:top w:val="single" w:color="CDD8E0" w:sz="4"/>
               <w:left w:val="single" w:color="CDD8E0" w:sz="4"/>
@@ -2088,7 +2088,7 @@
         </w:tc>
         <w:tc>
           <w:tcPr>
-            <w:tcW w:type="dxa" w:w="3638"/>
+            <w:tcW w:type="dxa" w:w="3488"/>
             <w:tcBorders>
               <w:top w:val="single" w:color="CDD8E0" w:sz="4"/>
               <w:left w:val="single" w:color="CDD8E0" w:sz="4"/>
@@ -2159,7 +2159,7 @@
         </w:trPr>
         <w:tc>
           <w:tcPr>
-            <w:tcW w:type="dxa" w:w="900"/>
+            <w:tcW w:type="dxa" w:w="1200"/>
             <w:tcBorders>
               <w:top w:val="single" w:color="CDD8E0" w:sz="4"/>
               <w:left w:val="single" w:color="CDD8E0" w:sz="4"/>
@@ -2192,7 +2192,7 @@
         </w:tc>
         <w:tc>
           <w:tcPr>
-            <w:tcW w:type="dxa" w:w="3100"/>
+            <w:tcW w:type="dxa" w:w="2950"/>
             <w:tcBorders>
               <w:top w:val="single" w:color="CDD8E0" w:sz="4"/>
               <w:left w:val="single" w:color="CDD8E0" w:sz="4"/>
@@ -2225,7 +2225,7 @@
         </w:tc>
         <w:tc>
           <w:tcPr>
-            <w:tcW w:type="dxa" w:w="3638"/>
+            <w:tcW w:type="dxa" w:w="3488"/>
             <w:tcBorders>
               <w:top w:val="single" w:color="CDD8E0" w:sz="4"/>
               <w:left w:val="single" w:color="CDD8E0" w:sz="4"/>

--- a/documentacion_proyecto/Guia_Conexion_y_Puesta_en_Marcha.docx
+++ b/documentacion_proyecto/Guia_Conexion_y_Puesta_en_Marcha.docx
@@ -2888,7 +2888,61 @@
           <w:sz w:val="21"/>
           <w:szCs w:val="21"/>
         </w:rPr>
-        <w:t xml:space="preserve">; el − del puente a la pata 2; la pata 3 al GND de J4; la pata 4 al GPIO de J4, con </w:t>
+        <w:t xml:space="preserve">; el − del puente a la pata 2; la pata 3 al GND de J4; la pata 4 al GPIO de J4: GPIO </w:t>
+      </w:r>
+      <w:r>
+        <w:rPr>
+          <w:rFonts w:ascii="IBM Plex Sans" w:cs="IBM Plex Sans" w:eastAsia="IBM Plex Sans" w:hAnsi="IBM Plex Sans"/>
+          <w:b/>
+          <w:bCs/>
+          <w:sz w:val="21"/>
+          <w:szCs w:val="21"/>
+        </w:rPr>
+        <w:t xml:space="preserve">32</w:t>
+      </w:r>
+      <w:r>
+        <w:rPr>
+          <w:rFonts w:ascii="IBM Plex Sans" w:cs="IBM Plex Sans" w:eastAsia="IBM Plex Sans" w:hAnsi="IBM Plex Sans"/>
+          <w:sz w:val="21"/>
+          <w:szCs w:val="21"/>
+        </w:rPr>
+        <w:t xml:space="preserve"> Marcha, </w:t>
+      </w:r>
+      <w:r>
+        <w:rPr>
+          <w:rFonts w:ascii="IBM Plex Sans" w:cs="IBM Plex Sans" w:eastAsia="IBM Plex Sans" w:hAnsi="IBM Plex Sans"/>
+          <w:b/>
+          <w:bCs/>
+          <w:sz w:val="21"/>
+          <w:szCs w:val="21"/>
+        </w:rPr>
+        <w:t xml:space="preserve">33</w:t>
+      </w:r>
+      <w:r>
+        <w:rPr>
+          <w:rFonts w:ascii="IBM Plex Sans" w:cs="IBM Plex Sans" w:eastAsia="IBM Plex Sans" w:hAnsi="IBM Plex Sans"/>
+          <w:sz w:val="21"/>
+          <w:szCs w:val="21"/>
+        </w:rPr>
+        <w:t xml:space="preserve"> Pausa, </w:t>
+      </w:r>
+      <w:r>
+        <w:rPr>
+          <w:rFonts w:ascii="IBM Plex Sans" w:cs="IBM Plex Sans" w:eastAsia="IBM Plex Sans" w:hAnsi="IBM Plex Sans"/>
+          <w:b/>
+          <w:bCs/>
+          <w:sz w:val="21"/>
+          <w:szCs w:val="21"/>
+        </w:rPr>
+        <w:t xml:space="preserve">34</w:t>
+      </w:r>
+      <w:r>
+        <w:rPr>
+          <w:rFonts w:ascii="IBM Plex Sans" w:cs="IBM Plex Sans" w:eastAsia="IBM Plex Sans" w:hAnsi="IBM Plex Sans"/>
+          <w:sz w:val="21"/>
+          <w:szCs w:val="21"/>
+        </w:rPr>
+        <w:t xml:space="preserve"> Retroceder. Solo el 34 lleva </w:t>
       </w:r>
       <w:r>
         <w:rPr>
@@ -2906,61 +2960,7 @@
           <w:sz w:val="21"/>
           <w:szCs w:val="21"/>
         </w:rPr>
-        <w:t xml:space="preserve">: GPIO </w:t>
-      </w:r>
-      <w:r>
-        <w:rPr>
-          <w:rFonts w:ascii="IBM Plex Sans" w:cs="IBM Plex Sans" w:eastAsia="IBM Plex Sans" w:hAnsi="IBM Plex Sans"/>
-          <w:b/>
-          <w:bCs/>
-          <w:sz w:val="21"/>
-          <w:szCs w:val="21"/>
-        </w:rPr>
-        <w:t xml:space="preserve">32</w:t>
-      </w:r>
-      <w:r>
-        <w:rPr>
-          <w:rFonts w:ascii="IBM Plex Sans" w:cs="IBM Plex Sans" w:eastAsia="IBM Plex Sans" w:hAnsi="IBM Plex Sans"/>
-          <w:sz w:val="21"/>
-          <w:szCs w:val="21"/>
-        </w:rPr>
-        <w:t xml:space="preserve"> Marcha, </w:t>
-      </w:r>
-      <w:r>
-        <w:rPr>
-          <w:rFonts w:ascii="IBM Plex Sans" w:cs="IBM Plex Sans" w:eastAsia="IBM Plex Sans" w:hAnsi="IBM Plex Sans"/>
-          <w:b/>
-          <w:bCs/>
-          <w:sz w:val="21"/>
-          <w:szCs w:val="21"/>
-        </w:rPr>
-        <w:t xml:space="preserve">33</w:t>
-      </w:r>
-      <w:r>
-        <w:rPr>
-          <w:rFonts w:ascii="IBM Plex Sans" w:cs="IBM Plex Sans" w:eastAsia="IBM Plex Sans" w:hAnsi="IBM Plex Sans"/>
-          <w:sz w:val="21"/>
-          <w:szCs w:val="21"/>
-        </w:rPr>
-        <w:t xml:space="preserve"> Pausa, </w:t>
-      </w:r>
-      <w:r>
-        <w:rPr>
-          <w:rFonts w:ascii="IBM Plex Sans" w:cs="IBM Plex Sans" w:eastAsia="IBM Plex Sans" w:hAnsi="IBM Plex Sans"/>
-          <w:b/>
-          <w:bCs/>
-          <w:sz w:val="21"/>
-          <w:szCs w:val="21"/>
-        </w:rPr>
-        <w:t xml:space="preserve">34</w:t>
-      </w:r>
-      <w:r>
-        <w:rPr>
-          <w:rFonts w:ascii="IBM Plex Sans" w:cs="IBM Plex Sans" w:eastAsia="IBM Plex Sans" w:hAnsi="IBM Plex Sans"/>
-          <w:sz w:val="21"/>
-          <w:szCs w:val="21"/>
-        </w:rPr>
-        <w:t xml:space="preserve"> Retroceder.</w:t>
+        <w:t xml:space="preserve"> (no tiene resistencia interna); el 32 y el 33 usan la pull-up interna del ESP32, que activa el firmware.</w:t>
       </w:r>
     </w:p>
     <w:p>
@@ -3068,7 +3068,7 @@
           <w:sz w:val="21"/>
           <w:szCs w:val="21"/>
         </w:rPr>
-        <w:t xml:space="preserve">Lo de 24 V (B1, puentes, capacitores, 2,2 kΩ y las patas 1 y 2 de cada PC817) de un lado, y lo del ESP32 (patas 3 y 4, las 10 kΩ y J4) del otro, </w:t>
+        <w:t xml:space="preserve">Lo de 24 V (B1, puentes, capacitores, 2,2 kΩ y las patas 1 y 2 de cada PC817) de un lado, y lo del ESP32 (patas 3 y 4, la 10 kΩ del GPIO 34 y J4) del otro, </w:t>
       </w:r>
       <w:r>
         <w:rPr>

--- a/documentacion_proyecto/Guia_Conexion_y_Puesta_en_Marcha.docx
+++ b/documentacion_proyecto/Guia_Conexion_y_Puesta_en_Marcha.docx
@@ -67,7 +67,7 @@
           <w:sz w:val="21"/>
           <w:szCs w:val="21"/>
         </w:rPr>
-        <w:t xml:space="preserve">cinco plaquetas</w:t>
+        <w:t xml:space="preserve">plaquetas</w:t>
       </w:r>
       <w:r>
         <w:rPr>
@@ -106,7 +106,7 @@
           <w:sz w:val="21"/>
           <w:szCs w:val="21"/>
         </w:rPr>
-        <w:t xml:space="preserve">Hoy se usa el </w:t>
+        <w:t xml:space="preserve">Los dos niveles están instalados y se probaron completos en el telar el 28/10/2026: el </w:t>
       </w:r>
       <w:r>
         <w:rPr>
@@ -124,7 +124,7 @@
           <w:sz w:val="21"/>
           <w:szCs w:val="21"/>
         </w:rPr>
-        <w:t xml:space="preserve">: Marcha, Pausa y Retroceder por relé, y el sensado de la botonera. El </w:t>
+        <w:t xml:space="preserve"> (Marcha, Pausa y Retroceder por relé, y el sensado de la botonera) y el </w:t>
       </w:r>
       <w:r>
         <w:rPr>
@@ -142,7 +142,7 @@
           <w:sz w:val="21"/>
           <w:szCs w:val="21"/>
         </w:rPr>
-        <w:t xml:space="preserve"> (el sensor de pasada y los relés de selección del dibujo) se suma después. Las partes que son solo del Nivel 2 están marcadas.</w:t>
+        <w:t xml:space="preserve"> (el sensor de pasada y los cuatro relés de selección del dibujo). Las partes que son solo del Nivel 2 están marcadas.</w:t>
       </w:r>
     </w:p>
     <w:p>
@@ -905,7 +905,7 @@
           <w:sz w:val="21"/>
           <w:szCs w:val="21"/>
         </w:rPr>
-        <w:t xml:space="preserve">El gabinete lleva cinco plaquetas con las conexiones soldadas: cuatro de placa perforada y la del sensado de la botonera, impresa (la protoboard sirve para probar, pero la vibración del telar afloja sus contactos). Cada cable entra a su plaqueta por un </w:t>
+        <w:t xml:space="preserve">El gabinete lleva cinco plaquetas con las conexiones soldadas, más la plaqueta del ESP32 (punto 4.6). Las diseñadas en Proteus (la principal, la de los relés, la del Nivel 2 y la del sensado de la botonera) son impresas; la protoboard sirve para probar, pero la vibración del telar afloja sus contactos. Cada cable entra a su plaqueta por un </w:t>
       </w:r>
       <w:r>
         <w:rPr>
@@ -2578,7 +2578,7 @@
           <w:sz w:val="21"/>
           <w:szCs w:val="21"/>
         </w:rPr>
-        <w:t xml:space="preserve">Soldar las tiras de pines hembra del ESP32 (todavía sin el ESP32), el conector J1 con el capacitor de </w:t>
+        <w:t xml:space="preserve">Soldar el conector J1 con el capacitor de </w:t>
       </w:r>
       <w:r>
         <w:rPr>
@@ -2614,7 +2614,7 @@
           <w:sz w:val="21"/>
           <w:szCs w:val="21"/>
         </w:rPr>
-        <w:t xml:space="preserve"> junto al ESP32, y el conector J4 hacia la plaqueta de sensado (3,3 V del pin 3V3, GND y GPIO 32, 33 y 34).</w:t>
+        <w:t xml:space="preserve"> entre 3,3 V y GND, y el conector J4 hacia la plaqueta de sensado (3,3 V del pin 3V3, GND y GPIO 32, 33 y 34). El ESP32 no se enchufa en la principal: va en su propia plaqueta, cableada a J5, J6 y J7 (punto 4.6).</w:t>
       </w:r>
     </w:p>
     <w:p>
@@ -2758,7 +2758,7 @@
           <w:sz w:val="21"/>
           <w:szCs w:val="21"/>
         </w:rPr>
-        <w:t xml:space="preserve"> entre los pines VIN y GND de la tira. Desenchufar, poner el ESP32 (orientado según la serigrafía) y volver a medir: </w:t>
+        <w:t xml:space="preserve"> entre P1-10 y P1-9 de la plaqueta del ESP32, ya cableada (punto 4.6). Desenchufar, poner el ESP32 en su plaqueta (la antena del lado del pin 1) y volver a medir: </w:t>
       </w:r>
       <w:r>
         <w:rPr>
@@ -2776,7 +2776,7 @@
           <w:sz w:val="21"/>
           <w:szCs w:val="21"/>
         </w:rPr>
-        <w:t xml:space="preserve"> en el pin 3V3.</w:t>
+        <w:t xml:space="preserve"> en P1-1.</w:t>
       </w:r>
     </w:p>
     <w:p>
@@ -3284,7 +3284,7 @@
         <w:keepNext/>
       </w:pPr>
       <w:r>
-        <w:t xml:space="preserve">4.5 Plaqueta 4 · Nivel 2 (cuando se arme)</w:t>
+        <w:t xml:space="preserve">4.5 Plaqueta 4 · Nivel 2</w:t>
       </w:r>
     </w:p>
     <w:p>
@@ -3519,6 +3519,236 @@
           <w:szCs w:val="21"/>
         </w:rPr>
         <w:t xml:space="preserve"> contra el GND del ESP32.</w:t>
+      </w:r>
+    </w:p>
+    <w:p>
+      <w:pPr>
+        <w:pStyle w:val="Heading2"/>
+        <w:keepNext/>
+      </w:pPr>
+      <w:r>
+        <w:t xml:space="preserve">4.6 Plaqueta del ESP32 (sumada el 25/10/2026)</w:t>
+      </w:r>
+    </w:p>
+    <w:p>
+      <w:pPr>
+        <w:spacing w:after="120" w:line="290"/>
+      </w:pPr>
+      <w:r>
+        <w:rPr>
+          <w:rFonts w:ascii="IBM Plex Sans" w:cs="IBM Plex Sans" w:eastAsia="IBM Plex Sans" w:hAnsi="IBM Plex Sans"/>
+          <w:sz w:val="21"/>
+          <w:szCs w:val="21"/>
+        </w:rPr>
+        <w:t xml:space="preserve">En la principal impresa, la tira derecha del ESP32 quedó con los pines en otro orden (J7 antes que J5): el ESP32 no se puede enchufar ahí sin cruzar pines (por ejemplo, los 5 V llegarían al pin CMD). Por eso va en una plaqueta aparte, de una sola cara y sin puentes, con sus dos tiras en el orden correcto, y se cablea a la principal por nombre de señal. No hubo que cambiar el programa.</w:t>
+      </w:r>
+    </w:p>
+    <w:p>
+      <w:pPr>
+        <w:keepNext/>
+        <w:spacing w:after="60" w:before="60"/>
+        <w:jc w:val="center"/>
+      </w:pPr>
+      <w:r>
+        <w:drawing>
+          <wp:inline distT="0" distB="0" distL="0" distR="0">
+            <wp:extent cx="4800000" cy="4072977"/>
+            <wp:effectExtent t="0" r="0" b="0" l="0"/>
+            <wp:docPr id="2" name="PCB_plaqueta_ESP32.png" descr="La plaqueta del ESP32, vista de arriba" title="Las cinco plaquetas del gabinete, sus conectores y los cables que van al telar (diagramas/hardware/plaquetas_y_cableado.png)."/>
+            <wp:cNvGraphicFramePr>
+              <a:graphicFrameLocks xmlns:a="http://schemas.openxmlformats.org/drawingml/2006/main" noChangeAspect="1"/>
+            </wp:cNvGraphicFramePr>
+            <a:graphic xmlns:a="http://schemas.openxmlformats.org/drawingml/2006/main">
+              <a:graphicData uri="http://schemas.openxmlformats.org/drawingml/2006/picture">
+                <pic:pic xmlns:pic="http://schemas.openxmlformats.org/drawingml/2006/picture">
+                  <pic:nvPicPr>
+                    <pic:cNvPr id="2" name="PCB_plaqueta_ESP32.png" descr="La plaqueta del ESP32, vista de arriba"/>
+                    <pic:cNvPicPr>
+                      <a:picLocks noChangeAspect="1" noChangeArrowheads="1"/>
+                    </pic:cNvPicPr>
+                  </pic:nvPicPr>
+                  <pic:blipFill>
+                    <a:blip r:embed="rId10" cstate="none"/>
+                    <a:srcRect/>
+                    <a:stretch>
+                      <a:fillRect/>
+                    </a:stretch>
+                  </pic:blipFill>
+                  <pic:spPr bwMode="auto">
+                    <a:xfrm>
+                      <a:off x="0" y="0"/>
+                      <a:ext cx="4800000" cy="4072977"/>
+                    </a:xfrm>
+                    <a:prstGeom prst="rect">
+                      <a:avLst/>
+                    </a:prstGeom>
+                  </pic:spPr>
+                </pic:pic>
+              </a:graphicData>
+            </a:graphic>
+          </wp:inline>
+        </w:drawing>
+      </w:r>
+    </w:p>
+    <w:p>
+      <w:pPr>
+        <w:spacing w:after="200"/>
+        <w:jc w:val="center"/>
+      </w:pPr>
+      <w:r>
+        <w:rPr>
+          <w:rFonts w:ascii="IBM Plex Sans" w:cs="IBM Plex Sans" w:eastAsia="IBM Plex Sans" w:hAnsi="IBM Plex Sans"/>
+          <w:i/>
+          <w:iCs/>
+          <w:color w:val="5F6976"/>
+          <w:sz w:val="17"/>
+          <w:szCs w:val="17"/>
+        </w:rPr>
+        <w:t xml:space="preserve">La plaqueta del ESP32, vista de arriba (diagramas/hardware/plaqueta_esp32: PNG, SVG y el DXF para importar en ARES).</w:t>
+      </w:r>
+    </w:p>
+    <w:p>
+      <w:pPr>
+        <w:pStyle w:val="ListParagraph"/>
+        <w:numPr>
+          <w:ilvl w:val="0"/>
+          <w:numId w:val="18"/>
+        </w:numPr>
+        <w:spacing w:after="90" w:line="290"/>
+      </w:pPr>
+      <w:r>
+        <w:rPr>
+          <w:rFonts w:ascii="IBM Plex Sans" w:cs="IBM Plex Sans" w:eastAsia="IBM Plex Sans" w:hAnsi="IBM Plex Sans"/>
+          <w:sz w:val="21"/>
+          <w:szCs w:val="21"/>
+        </w:rPr>
+        <w:t xml:space="preserve">Antes de soldar, medir el ESP32: entre las dos tiras tiene que haber 25,4 mm. Si mide otra cosa, se corre la tira derecha.</w:t>
+      </w:r>
+    </w:p>
+    <w:p>
+      <w:pPr>
+        <w:pStyle w:val="ListParagraph"/>
+        <w:numPr>
+          <w:ilvl w:val="0"/>
+          <w:numId w:val="18"/>
+        </w:numPr>
+        <w:spacing w:after="90" w:line="290"/>
+      </w:pPr>
+      <w:r>
+        <w:rPr>
+          <w:rFonts w:ascii="IBM Plex Sans" w:cs="IBM Plex Sans" w:eastAsia="IBM Plex Sans" w:hAnsi="IBM Plex Sans"/>
+          <w:sz w:val="21"/>
+          <w:szCs w:val="21"/>
+        </w:rPr>
+        <w:t xml:space="preserve">Soldar las dos tiras hembra de 19 pines (el pin 1 del lado de la antena) y las tiras macho de salida: P1, de 10 pines, y P2, de 5.</w:t>
+      </w:r>
+    </w:p>
+    <w:p>
+      <w:pPr>
+        <w:pStyle w:val="ListParagraph"/>
+        <w:numPr>
+          <w:ilvl w:val="0"/>
+          <w:numId w:val="18"/>
+        </w:numPr>
+        <w:spacing w:after="90" w:line="290"/>
+      </w:pPr>
+      <w:r>
+        <w:rPr>
+          <w:rFonts w:ascii="IBM Plex Sans" w:cs="IBM Plex Sans" w:eastAsia="IBM Plex Sans" w:hAnsi="IBM Plex Sans"/>
+          <w:sz w:val="21"/>
+          <w:szCs w:val="21"/>
+        </w:rPr>
+        <w:t xml:space="preserve">En la principal, J5, J6 y J7 no llevan tira: ahí se sueldan los cables que vienen de P1 y P2. J3 queda vacía.</w:t>
+      </w:r>
+    </w:p>
+    <w:p>
+      <w:pPr>
+        <w:pStyle w:val="ListParagraph"/>
+        <w:numPr>
+          <w:ilvl w:val="0"/>
+          <w:numId w:val="18"/>
+        </w:numPr>
+        <w:spacing w:after="90" w:line="290"/>
+      </w:pPr>
+      <w:r>
+        <w:rPr>
+          <w:rFonts w:ascii="IBM Plex Sans" w:cs="IBM Plex Sans" w:eastAsia="IBM Plex Sans" w:hAnsi="IBM Plex Sans"/>
+          <w:sz w:val="21"/>
+          <w:szCs w:val="21"/>
+        </w:rPr>
+        <w:t xml:space="preserve">De P1 a la principal: 1 3V3 → J5-1 · 2 IO34 → J5-5 · 3 IO35 → J5-6 · 4 IO32 → J5-7 · 5 IO33 → J5-8 · 6 IO25 → J5-9 · 7 IO26 → J7-1 · 8 IO27 → J7-2 · 9 GND → J7-5 · 10 5V → J7-10.</w:t>
+      </w:r>
+    </w:p>
+    <w:p>
+      <w:pPr>
+        <w:pStyle w:val="ListParagraph"/>
+        <w:numPr>
+          <w:ilvl w:val="0"/>
+          <w:numId w:val="18"/>
+        </w:numPr>
+        <w:spacing w:after="90" w:line="290"/>
+      </w:pPr>
+      <w:r>
+        <w:rPr>
+          <w:rFonts w:ascii="IBM Plex Sans" w:cs="IBM Plex Sans" w:eastAsia="IBM Plex Sans" w:hAnsi="IBM Plex Sans"/>
+          <w:sz w:val="21"/>
+          <w:szCs w:val="21"/>
+        </w:rPr>
+        <w:t xml:space="preserve">De P2 a la principal: 1 IO22 → J6-3 · 2 IO21 → J6-6 · 3 GND → J6-7 · 4 IO19 → J6-8 · 5 IO18 → J6-9. Colores fijos: rojo para 5V, naranja para 3V3 y negro para GND.</w:t>
+      </w:r>
+    </w:p>
+    <w:p>
+      <w:pPr>
+        <w:pStyle w:val="ListParagraph"/>
+        <w:numPr>
+          <w:ilvl w:val="0"/>
+          <w:numId w:val="18"/>
+        </w:numPr>
+        <w:spacing w:after="90" w:line="290"/>
+      </w:pPr>
+      <w:r>
+        <w:rPr>
+          <w:rFonts w:ascii="IBM Plex Sans" w:cs="IBM Plex Sans" w:eastAsia="IBM Plex Sans" w:hAnsi="IBM Plex Sans"/>
+          <w:sz w:val="21"/>
+          <w:szCs w:val="21"/>
+        </w:rPr>
+        <w:t xml:space="preserve">Puentes de alambre aislado, del lado del cobre y lo más cortos posible, en las pistas que faltaron: en la principal, J4-3 ↔ J5-5 (GPIO 34) y J8-1 ↔ J5-6 (GPIO 35); en la del Nivel 2, U3 ↔ R7 (GPIO 19).</w:t>
+      </w:r>
+    </w:p>
+    <w:p>
+      <w:pPr>
+        <w:pStyle w:val="ListParagraph"/>
+        <w:numPr>
+          <w:ilvl w:val="0"/>
+          <w:numId w:val="18"/>
+        </w:numPr>
+        <w:spacing w:after="90" w:line="290"/>
+      </w:pPr>
+      <w:r>
+        <w:rPr>
+          <w:rFonts w:ascii="IBM Plex Sans" w:cs="IBM Plex Sans" w:eastAsia="IBM Plex Sans" w:hAnsi="IBM Plex Sans"/>
+          <w:sz w:val="21"/>
+          <w:szCs w:val="21"/>
+        </w:rPr>
+        <w:t xml:space="preserve">Sin el ESP32 puesto, en continuidad: cada salida de P1 y P2 pita contra su pad, ningún cable pita contra el de al lado y cada puente pita de punta a punta.</w:t>
+      </w:r>
+    </w:p>
+    <w:p>
+      <w:pPr>
+        <w:pStyle w:val="ListParagraph"/>
+        <w:numPr>
+          <w:ilvl w:val="0"/>
+          <w:numId w:val="18"/>
+        </w:numPr>
+        <w:spacing w:after="90" w:line="290"/>
+      </w:pPr>
+      <w:r>
+        <w:rPr>
+          <w:rFonts w:ascii="IBM Plex Sans" w:cs="IBM Plex Sans" w:eastAsia="IBM Plex Sans" w:hAnsi="IBM Plex Sans"/>
+          <w:sz w:val="21"/>
+          <w:szCs w:val="21"/>
+        </w:rPr>
+        <w:t xml:space="preserve">Alimentar la principal todavía sin el ESP32: 5 V entre P1-10 y P1-9, y nada en P1-1 (los 3,3 V los genera el ESP32). Recién ahí enchufar el ESP32, con la antena del lado del pin 1 de las tiras.</w:t>
       </w:r>
     </w:p>
     <w:p>
@@ -5873,7 +6103,7 @@
           <w:sz w:val="21"/>
           <w:szCs w:val="21"/>
         </w:rPr>
-        <w:t xml:space="preserve">Nivel 2 (si está armado): con </w:t>
+        <w:t xml:space="preserve">Nivel 2: con </w:t>
       </w:r>
       <w:r>
         <w:rPr>
@@ -6990,6 +7220,19 @@
           <w:szCs w:val="21"/>
         </w:rPr>
         <w:t xml:space="preserve">, sección 3).</w:t>
+      </w:r>
+    </w:p>
+    <w:p>
+      <w:pPr>
+        <w:spacing w:after="120" w:line="290"/>
+      </w:pPr>
+      <w:r>
+        <w:rPr>
+          <w:rFonts w:ascii="IBM Plex Sans" w:cs="IBM Plex Sans" w:eastAsia="IBM Plex Sans" w:hAnsi="IBM Plex Sans"/>
+          <w:sz w:val="21"/>
+          <w:szCs w:val="21"/>
+        </w:rPr>
+        <w:t xml:space="preserve">Así se hizo el 28/10/2026: con el gabinete instalado y los cuatro canales conectados, el ESP32 se cargó con NIVEL2_INSTALADO en true y los demás valores como vienen (DESPLAZAMIENTO_FILAS y PORCENTAJE_SELECCION en 0), y la tela salió con el dibujo, sin pasadas corridas. Solo hubo que invertir dos cables en B3 (los canales 2 y 3 estaban cruzados: se vio en la primera vuelta del dibujo) y acercar el sensor a unos 2 mm del blanco. La validación del conteo contra el contador mecánico sigue en el período de prueba, hasta el 04/11/2026.</w:t>
       </w:r>
     </w:p>
     <w:p>
@@ -7718,7 +7961,7 @@
                 <w:sz w:val="20"/>
                 <w:szCs w:val="20"/>
               </w:rPr>
-              <w:t xml:space="preserve">Hoy, sin el sensor de pasada, el avance que muestra la web es </w:t>
+              <w:t xml:space="preserve">Sin el sensor de pasada (con solo el Nivel 1), el avance que muestra la web es </w:t>
             </w:r>
             <w:r>
               <w:rPr>
@@ -7736,7 +7979,7 @@
                 <w:sz w:val="20"/>
                 <w:szCs w:val="20"/>
               </w:rPr>
-              <w:t xml:space="preserve"> (300 pasadas por minuto) y dice «Tejiendo (sin confirmar por sensor)». Con el Nivel 2 instalado, la fila y el conteo son los que mide el sensor.</w:t>
+              <w:t xml:space="preserve"> (300 pasadas por minuto) y dice «Tejiendo (sin confirmar por sensor)». Con el Nivel 2 instalado, como desde el 28/10/2026, la fila y el conteo son los que mide el sensor.</w:t>
             </w:r>
           </w:p>
         </w:tc>
@@ -8425,6 +8668,77 @@
               <w:bottom w:val="single" w:color="CDD8E0" w:sz="4"/>
               <w:right w:val="single" w:color="CDD8E0" w:sz="4"/>
             </w:tcBorders>
+            <w:shd w:fill="F4F7FA" w:color="auto" w:val="clear"/>
+            <w:tcMar>
+              <w:top w:type="dxa" w:w="70"/>
+              <w:left w:type="dxa" w:w="110"/>
+              <w:bottom w:type="dxa" w:w="70"/>
+              <w:right w:type="dxa" w:w="110"/>
+            </w:tcMar>
+          </w:tcPr>
+          <w:p>
+            <w:pPr>
+              <w:keepNext w:val="false"/>
+              <w:keepLines/>
+              <w:spacing w:after="0" w:line="260"/>
+            </w:pPr>
+            <w:r>
+              <w:rPr>
+                <w:rFonts w:ascii="IBM Plex Sans" w:cs="IBM Plex Sans" w:eastAsia="IBM Plex Sans" w:hAnsi="IBM Plex Sans"/>
+                <w:sz w:val="19"/>
+                <w:szCs w:val="19"/>
+              </w:rPr>
+              <w:t xml:space="preserve">El ESP32 no arranca o se calienta en su plaqueta</w:t>
+            </w:r>
+          </w:p>
+        </w:tc>
+        <w:tc>
+          <w:tcPr>
+            <w:tcW w:type="dxa" w:w="6038"/>
+            <w:tcBorders>
+              <w:top w:val="single" w:color="CDD8E0" w:sz="4"/>
+              <w:left w:val="single" w:color="CDD8E0" w:sz="4"/>
+              <w:bottom w:val="single" w:color="CDD8E0" w:sz="4"/>
+              <w:right w:val="single" w:color="CDD8E0" w:sz="4"/>
+            </w:tcBorders>
+            <w:shd w:fill="F4F7FA" w:color="auto" w:val="clear"/>
+            <w:tcMar>
+              <w:top w:type="dxa" w:w="70"/>
+              <w:left w:type="dxa" w:w="110"/>
+              <w:bottom w:type="dxa" w:w="70"/>
+              <w:right w:type="dxa" w:w="110"/>
+            </w:tcMar>
+          </w:tcPr>
+          <w:p>
+            <w:pPr>
+              <w:keepNext w:val="false"/>
+              <w:keepLines/>
+              <w:spacing w:after="0" w:line="260"/>
+            </w:pPr>
+            <w:r>
+              <w:rPr>
+                <w:rFonts w:ascii="IBM Plex Sans" w:cs="IBM Plex Sans" w:eastAsia="IBM Plex Sans" w:hAnsi="IBM Plex Sans"/>
+                <w:sz w:val="19"/>
+                <w:szCs w:val="19"/>
+              </w:rPr>
+              <w:t xml:space="preserve">Un cable de P1 o P2 en el pad equivocado: desenchufar enseguida y revisar con la lista del punto 4.6 (los 5 V van solo a P1-10).</w:t>
+            </w:r>
+          </w:p>
+        </w:tc>
+      </w:tr>
+      <w:tr>
+        <w:trPr>
+          <w:cantSplit/>
+        </w:trPr>
+        <w:tc>
+          <w:tcPr>
+            <w:tcW w:type="dxa" w:w="3600"/>
+            <w:tcBorders>
+              <w:top w:val="single" w:color="CDD8E0" w:sz="4"/>
+              <w:left w:val="single" w:color="CDD8E0" w:sz="4"/>
+              <w:bottom w:val="single" w:color="CDD8E0" w:sz="4"/>
+              <w:right w:val="single" w:color="CDD8E0" w:sz="4"/>
+            </w:tcBorders>
             <w:shd w:fill="FFFFFF" w:color="auto" w:val="clear"/>
             <w:tcMar>
               <w:top w:type="dxa" w:w="70"/>
@@ -8740,6 +9054,78 @@
                 <w:szCs w:val="19"/>
               </w:rPr>
               <w:t xml:space="preserve">diagramas/hardware/plaquetas_y_cableado.png</w:t>
+            </w:r>
+          </w:p>
+        </w:tc>
+      </w:tr>
+      <w:tr>
+        <w:trPr>
+          <w:cantSplit/>
+        </w:trPr>
+        <w:tc>
+          <w:tcPr>
+            <w:tcW w:type="dxa" w:w="3600"/>
+            <w:tcBorders>
+              <w:top w:val="single" w:color="CDD8E0" w:sz="4"/>
+              <w:left w:val="single" w:color="CDD8E0" w:sz="4"/>
+              <w:bottom w:val="single" w:color="CDD8E0" w:sz="4"/>
+              <w:right w:val="single" w:color="CDD8E0" w:sz="4"/>
+            </w:tcBorders>
+            <w:shd w:fill="FFFFFF" w:color="auto" w:val="clear"/>
+            <w:tcMar>
+              <w:top w:type="dxa" w:w="70"/>
+              <w:left w:type="dxa" w:w="110"/>
+              <w:bottom w:type="dxa" w:w="70"/>
+              <w:right w:type="dxa" w:w="110"/>
+            </w:tcMar>
+          </w:tcPr>
+          <w:p>
+            <w:pPr>
+              <w:keepNext w:val="false"/>
+              <w:keepLines/>
+              <w:spacing w:after="0" w:line="260"/>
+            </w:pPr>
+            <w:r>
+              <w:rPr>
+                <w:rFonts w:ascii="IBM Plex Sans" w:cs="IBM Plex Sans" w:eastAsia="IBM Plex Sans" w:hAnsi="IBM Plex Sans"/>
+                <w:sz w:val="19"/>
+                <w:szCs w:val="19"/>
+              </w:rPr>
+              <w:t xml:space="preserve">La plaqueta del ESP32</w:t>
+            </w:r>
+          </w:p>
+        </w:tc>
+        <w:tc>
+          <w:tcPr>
+            <w:tcW w:type="dxa" w:w="6038"/>
+            <w:tcBorders>
+              <w:top w:val="single" w:color="CDD8E0" w:sz="4"/>
+              <w:left w:val="single" w:color="CDD8E0" w:sz="4"/>
+              <w:bottom w:val="single" w:color="CDD8E0" w:sz="4"/>
+              <w:right w:val="single" w:color="CDD8E0" w:sz="4"/>
+            </w:tcBorders>
+            <w:shd w:fill="FFFFFF" w:color="auto" w:val="clear"/>
+            <w:tcMar>
+              <w:top w:type="dxa" w:w="70"/>
+              <w:left w:type="dxa" w:w="110"/>
+              <w:bottom w:type="dxa" w:w="70"/>
+              <w:right w:type="dxa" w:w="110"/>
+            </w:tcMar>
+          </w:tcPr>
+          <w:p>
+            <w:pPr>
+              <w:keepNext w:val="false"/>
+              <w:keepLines/>
+              <w:spacing w:after="0" w:line="260"/>
+            </w:pPr>
+            <w:r>
+              <w:rPr>
+                <w:rFonts w:ascii="IBM Plex Mono" w:cs="IBM Plex Mono" w:eastAsia="IBM Plex Mono" w:hAnsi="IBM Plex Mono"/>
+                <w:color w:val="2B4C6F"/>
+                <w:sz w:val="19"/>
+                <w:szCs w:val="19"/>
+              </w:rPr>
+              <w:t xml:space="preserve">diagramas/hardware/plaqueta_esp32 · Conexiones de las plaquetas (sección 4.6)</w:t>
             </w:r>
           </w:p>
         </w:tc>
@@ -9931,6 +10317,12 @@
   </w:num>
   <w:num w:numId="17">
     <w:abstractNumId w:val="4"/>
+    <w:lvlOverride w:ilvl="0">
+      <w:startOverride w:val="1"/>
+    </w:lvlOverride>
+  </w:num>
+  <w:num w:numId="18">
+    <w:abstractNumId w:val="6"/>
     <w:lvlOverride w:ilvl="0">
       <w:startOverride w:val="1"/>
     </w:lvlOverride>

--- a/documentacion_proyecto/Guia_Conexion_y_Puesta_en_Marcha.docx
+++ b/documentacion_proyecto/Guia_Conexion_y_Puesta_en_Marcha.docx
@@ -106,7 +106,7 @@
           <w:sz w:val="21"/>
           <w:szCs w:val="21"/>
         </w:rPr>
-        <w:t xml:space="preserve">Los dos niveles están instalados y se probaron completos en el telar el 28/10/2026: el </w:t>
+        <w:t xml:space="preserve">Los dos niveles están instalados y se probaron completos en el telar el 30/10/2026: el </w:t>
       </w:r>
       <w:r>
         <w:rPr>
@@ -7232,7 +7232,7 @@
           <w:sz w:val="21"/>
           <w:szCs w:val="21"/>
         </w:rPr>
-        <w:t xml:space="preserve">Así se hizo el 28/10/2026: con el gabinete instalado y los cuatro canales conectados, el ESP32 se cargó con NIVEL2_INSTALADO en true y los demás valores como vienen (DESPLAZAMIENTO_FILAS y PORCENTAJE_SELECCION en 0), y la tela salió con el dibujo, sin pasadas corridas. Solo hubo que invertir dos cables en B3 (los canales 2 y 3 estaban cruzados: se vio en la primera vuelta del dibujo) y acercar el sensor a unos 2 mm del blanco. La validación del conteo contra el contador mecánico sigue en el período de prueba, hasta el 04/11/2026.</w:t>
+        <w:t xml:space="preserve">Así se hizo el 30/10/2026: con el gabinete instalado y los cuatro canales conectados, el ESP32 se cargó con NIVEL2_INSTALADO en true y los demás valores como vienen (DESPLAZAMIENTO_FILAS y PORCENTAJE_SELECCION en 0), y la tela salió con el dibujo, sin pasadas corridas. Solo hubo que invertir dos cables en B3 (los canales 2 y 3 estaban cruzados: se vio en la primera vuelta del dibujo) y acercar el sensor a unos 2 mm del blanco. La validación del conteo contra el contador mecánico sigue en el período de prueba, hasta el 04/11/2026.</w:t>
       </w:r>
     </w:p>
     <w:p>
@@ -7979,7 +7979,7 @@
                 <w:sz w:val="20"/>
                 <w:szCs w:val="20"/>
               </w:rPr>
-              <w:t xml:space="preserve"> (300 pasadas por minuto) y dice «Tejiendo (sin confirmar por sensor)». Con el Nivel 2 instalado, como desde el 28/10/2026, la fila y el conteo son los que mide el sensor.</w:t>
+              <w:t xml:space="preserve"> (300 pasadas por minuto) y dice «Tejiendo (sin confirmar por sensor)». Con el Nivel 2 instalado, como desde el 30/10/2026, la fila y el conteo son los que mide el sensor.</w:t>
             </w:r>
           </w:p>
         </w:tc>
